--- a/doc/ТЗ/Контроллер/2026-07-20 Изменения программы ОО.docx
+++ b/doc/ТЗ/Контроллер/2026-07-20 Изменения программы ОО.docx
@@ -1,6 +1,6 @@
 
 <file path=word/document.xml><?xml version="1.0" encoding="utf-8"?>
-<w:document xmlns:ve="http://schemas.openxmlformats.org/markup-compatibility/2006" xmlns:o="urn:schemas-microsoft-com:office:office" xmlns:r="http://schemas.openxmlformats.org/officeDocument/2006/relationships" xmlns:m="http://schemas.openxmlformats.org/officeDocument/2006/math" xmlns:v="urn:schemas-microsoft-com:vml" xmlns:wp="http://schemas.openxmlformats.org/drawingml/2006/wordprocessingDrawing" xmlns:w10="urn:schemas-microsoft-com:office:word" xmlns:w="http://schemas.openxmlformats.org/wordprocessingml/2006/main" xmlns:wne="http://schemas.microsoft.com/office/word/2006/wordml">
+<w:document xmlns:wpc="http://schemas.microsoft.com/office/word/2010/wordprocessingCanvas" xmlns:cx="http://schemas.microsoft.com/office/drawing/2014/chartex" xmlns:cx1="http://schemas.microsoft.com/office/drawing/2015/9/8/chartex" xmlns:cx2="http://schemas.microsoft.com/office/drawing/2015/10/21/chartex" xmlns:cx3="http://schemas.microsoft.com/office/drawing/2016/5/9/chartex" xmlns:cx4="http://schemas.microsoft.com/office/drawing/2016/5/10/chartex" xmlns:cx5="http://schemas.microsoft.com/office/drawing/2016/5/11/chartex" xmlns:cx6="http://schemas.microsoft.com/office/drawing/2016/5/12/chartex" xmlns:cx7="http://schemas.microsoft.com/office/drawing/2016/5/13/chartex" xmlns:cx8="http://schemas.microsoft.com/office/drawing/2016/5/14/chartex" xmlns:mc="http://schemas.openxmlformats.org/markup-compatibility/2006" xmlns:aink="http://schemas.microsoft.com/office/drawing/2016/ink" xmlns:am3d="http://schemas.microsoft.com/office/drawing/2017/model3d" xmlns:o="urn:schemas-microsoft-com:office:office" xmlns:r="http://schemas.openxmlformats.org/officeDocument/2006/relationships" xmlns:m="http://schemas.openxmlformats.org/officeDocument/2006/math" xmlns:v="urn:schemas-microsoft-com:vml" xmlns:wp14="http://schemas.microsoft.com/office/word/2010/wordprocessingDrawing" xmlns:wp="http://schemas.openxmlformats.org/drawingml/2006/wordprocessingDrawing" xmlns:w10="urn:schemas-microsoft-com:office:word" xmlns:w="http://schemas.openxmlformats.org/wordprocessingml/2006/main" xmlns:w14="http://schemas.microsoft.com/office/word/2010/wordml" xmlns:w15="http://schemas.microsoft.com/office/word/2012/wordml" xmlns:w16cex="http://schemas.microsoft.com/office/word/2018/wordml/cex" xmlns:w16cid="http://schemas.microsoft.com/office/word/2016/wordml/cid" xmlns:w16="http://schemas.microsoft.com/office/word/2018/wordml" xmlns:w16sdtdh="http://schemas.microsoft.com/office/word/2020/wordml/sdtdatahash" xmlns:w16se="http://schemas.microsoft.com/office/word/2015/wordml/symex" xmlns:wpg="http://schemas.microsoft.com/office/word/2010/wordprocessingGroup" xmlns:wpi="http://schemas.microsoft.com/office/word/2010/wordprocessingInk" xmlns:wne="http://schemas.microsoft.com/office/word/2006/wordml" xmlns:wps="http://schemas.microsoft.com/office/word/2010/wordprocessingShape" mc:Ignorable="w14 w15 w16se w16cid w16 w16cex w16sdtdh wp14">
   <w:body>
     <w:p>
       <w:pPr>
@@ -20,55 +20,18 @@
           <w:szCs w:val="24"/>
           <w:lang w:val="ru-RU"/>
         </w:rPr>
-        <w:t>1. Исходн</w:t>
-      </w:r>
-      <w:r>
-        <w:rPr>
-          <w:rFonts w:ascii="Times New Roman" w:hAnsi="Times New Roman" w:cs="Times New Roman"/>
-          <w:sz w:val="24"/>
-          <w:szCs w:val="24"/>
-          <w:lang w:val="ru-RU"/>
-        </w:rPr>
-        <w:t xml:space="preserve">ая </w:t>
-      </w:r>
-      <w:r>
-        <w:rPr>
-          <w:rFonts w:ascii="Times New Roman" w:hAnsi="Times New Roman" w:cs="Times New Roman"/>
-          <w:sz w:val="24"/>
-          <w:szCs w:val="24"/>
-          <w:lang w:val="ru-RU"/>
+        <w:t>1. Исходная  схема контроллера -</w:t>
+      </w:r>
+      <w:r>
+        <w:rPr>
+          <w:sz w:val="24"/>
+          <w:szCs w:val="24"/>
         </w:rPr>
         <w:t xml:space="preserve"> </w:t>
       </w:r>
       <w:r>
         <w:rPr>
           <w:rFonts w:ascii="Times New Roman" w:hAnsi="Times New Roman" w:cs="Times New Roman"/>
-          <w:sz w:val="24"/>
-          <w:szCs w:val="24"/>
-          <w:lang w:val="ru-RU"/>
-        </w:rPr>
-        <w:t>схема</w:t>
-      </w:r>
-      <w:r>
-        <w:rPr>
-          <w:rFonts w:ascii="Times New Roman" w:hAnsi="Times New Roman" w:cs="Times New Roman"/>
-          <w:sz w:val="24"/>
-          <w:szCs w:val="24"/>
-          <w:lang w:val="ru-RU"/>
-        </w:rPr>
-        <w:t xml:space="preserve"> контроллера -</w:t>
-      </w:r>
-      <w:r>
-        <w:rPr>
-          <w:sz w:val="24"/>
-          <w:szCs w:val="24"/>
-        </w:rPr>
-        <w:t xml:space="preserve"> </w:t>
-      </w:r>
-      <w:proofErr w:type="spellStart"/>
-      <w:r>
-        <w:rPr>
-          <w:rFonts w:ascii="Times New Roman" w:hAnsi="Times New Roman" w:cs="Times New Roman"/>
           <w:b/>
           <w:sz w:val="24"/>
           <w:szCs w:val="24"/>
@@ -76,7 +39,6 @@
         </w:rPr>
         <w:t>kont_lineP-E</w:t>
       </w:r>
-      <w:proofErr w:type="spellEnd"/>
     </w:p>
     <w:p>
       <w:pPr>
@@ -94,6 +56,7 @@
           <w:b/>
           <w:sz w:val="24"/>
           <w:szCs w:val="24"/>
+          <w:highlight w:val="black"/>
           <w:lang w:val="ru-RU"/>
         </w:rPr>
         <w:t xml:space="preserve">2. </w:t>
@@ -103,6 +66,7 @@
           <w:rFonts w:ascii="Times New Roman" w:hAnsi="Times New Roman" w:cs="Times New Roman"/>
           <w:sz w:val="24"/>
           <w:szCs w:val="24"/>
+          <w:highlight w:val="black"/>
           <w:lang w:val="ru-RU"/>
         </w:rPr>
         <w:t>В схеме для</w:t>
@@ -113,6 +77,7 @@
           <w:b/>
           <w:sz w:val="24"/>
           <w:szCs w:val="24"/>
+          <w:highlight w:val="black"/>
           <w:lang w:val="ru-RU"/>
         </w:rPr>
         <w:t xml:space="preserve"> </w:t>
@@ -123,6 +88,7 @@
           <w:b/>
           <w:sz w:val="24"/>
           <w:szCs w:val="24"/>
+          <w:highlight w:val="black"/>
           <w:lang w:val="en-US"/>
         </w:rPr>
         <w:t>STM</w:t>
@@ -133,6 +99,7 @@
           <w:b/>
           <w:sz w:val="24"/>
           <w:szCs w:val="24"/>
+          <w:highlight w:val="black"/>
           <w:lang w:val="ru-RU"/>
         </w:rPr>
         <w:t>32</w:t>
@@ -143,6 +110,7 @@
           <w:b/>
           <w:sz w:val="24"/>
           <w:szCs w:val="24"/>
+          <w:highlight w:val="black"/>
           <w:lang w:val="en-US"/>
         </w:rPr>
         <w:t>F</w:t>
@@ -153,6 +121,7 @@
           <w:b/>
           <w:sz w:val="24"/>
           <w:szCs w:val="24"/>
+          <w:highlight w:val="black"/>
           <w:lang w:val="ru-RU"/>
         </w:rPr>
         <w:t xml:space="preserve">4 </w:t>
@@ -162,6 +131,7 @@
           <w:rFonts w:ascii="Times New Roman" w:hAnsi="Times New Roman" w:cs="Times New Roman"/>
           <w:sz w:val="24"/>
           <w:szCs w:val="24"/>
+          <w:highlight w:val="black"/>
           <w:lang w:val="ru-RU"/>
         </w:rPr>
         <w:t>изменили:</w:t>
@@ -185,13 +155,25 @@
           <w:szCs w:val="24"/>
           <w:lang w:val="ru-RU"/>
         </w:rPr>
-        <w:t xml:space="preserve">    - </w:t>
-      </w:r>
-      <w:r>
-        <w:rPr>
-          <w:rFonts w:ascii="Times New Roman" w:hAnsi="Times New Roman" w:cs="Times New Roman"/>
-          <w:sz w:val="24"/>
-          <w:szCs w:val="24"/>
+        <w:t xml:space="preserve">    </w:t>
+      </w:r>
+      <w:r>
+        <w:rPr>
+          <w:rFonts w:ascii="Times New Roman" w:hAnsi="Times New Roman" w:cs="Times New Roman"/>
+          <w:b/>
+          <w:sz w:val="24"/>
+          <w:szCs w:val="24"/>
+          <w:highlight w:val="black"/>
+          <w:lang w:val="ru-RU"/>
+        </w:rPr>
+        <w:t xml:space="preserve">- </w:t>
+      </w:r>
+      <w:r>
+        <w:rPr>
+          <w:rFonts w:ascii="Times New Roman" w:hAnsi="Times New Roman" w:cs="Times New Roman"/>
+          <w:sz w:val="24"/>
+          <w:szCs w:val="24"/>
+          <w:highlight w:val="black"/>
           <w:lang w:val="ru-RU"/>
         </w:rPr>
         <w:t xml:space="preserve">сигнал </w:t>
@@ -202,6 +184,7 @@
           <w:b/>
           <w:sz w:val="24"/>
           <w:szCs w:val="24"/>
+          <w:highlight w:val="black"/>
           <w:lang w:val="en-US"/>
         </w:rPr>
         <w:t>ST</w:t>
@@ -212,6 +195,7 @@
           <w:b/>
           <w:sz w:val="24"/>
           <w:szCs w:val="24"/>
+          <w:highlight w:val="black"/>
           <w:lang w:val="ru-RU"/>
         </w:rPr>
         <w:t>_</w:t>
@@ -222,6 +206,7 @@
           <w:b/>
           <w:sz w:val="24"/>
           <w:szCs w:val="24"/>
+          <w:highlight w:val="black"/>
           <w:lang w:val="en-US"/>
         </w:rPr>
         <w:t>TB</w:t>
@@ -232,6 +217,7 @@
           <w:b/>
           <w:sz w:val="24"/>
           <w:szCs w:val="24"/>
+          <w:highlight w:val="black"/>
           <w:lang w:val="ru-RU"/>
         </w:rPr>
         <w:t xml:space="preserve"> – </w:t>
@@ -241,6 +227,7 @@
           <w:rFonts w:ascii="Times New Roman" w:hAnsi="Times New Roman" w:cs="Times New Roman"/>
           <w:sz w:val="24"/>
           <w:szCs w:val="24"/>
+          <w:highlight w:val="black"/>
           <w:lang w:val="ru-RU"/>
         </w:rPr>
         <w:t>запуск развертки формируется</w:t>
@@ -251,6 +238,7 @@
           <w:b/>
           <w:sz w:val="24"/>
           <w:szCs w:val="24"/>
+          <w:highlight w:val="black"/>
           <w:lang w:val="ru-RU"/>
         </w:rPr>
         <w:t xml:space="preserve"> </w:t>
@@ -261,6 +249,7 @@
           <w:b/>
           <w:sz w:val="24"/>
           <w:szCs w:val="24"/>
+          <w:highlight w:val="black"/>
           <w:lang w:val="en-US"/>
         </w:rPr>
         <w:t>STM</w:t>
@@ -271,6 +260,7 @@
           <w:b/>
           <w:sz w:val="24"/>
           <w:szCs w:val="24"/>
+          <w:highlight w:val="black"/>
           <w:lang w:val="ru-RU"/>
         </w:rPr>
         <w:t>32</w:t>
@@ -281,6 +271,7 @@
           <w:b/>
           <w:sz w:val="24"/>
           <w:szCs w:val="24"/>
+          <w:highlight w:val="black"/>
           <w:lang w:val="en-US"/>
         </w:rPr>
         <w:t>F</w:t>
@@ -291,6 +282,7 @@
           <w:b/>
           <w:sz w:val="24"/>
           <w:szCs w:val="24"/>
+          <w:highlight w:val="black"/>
           <w:lang w:val="ru-RU"/>
         </w:rPr>
         <w:t xml:space="preserve">4 </w:t>
@@ -301,6 +293,7 @@
           <w:b/>
           <w:sz w:val="24"/>
           <w:szCs w:val="24"/>
+          <w:highlight w:val="black"/>
           <w:lang w:val="en-US"/>
         </w:rPr>
         <w:t>pin</w:t>
@@ -310,6 +303,7 @@
           <w:rFonts w:ascii="Times New Roman" w:hAnsi="Times New Roman" w:cs="Times New Roman"/>
           <w:sz w:val="24"/>
           <w:szCs w:val="24"/>
+          <w:highlight w:val="black"/>
           <w:lang w:val="ru-RU"/>
         </w:rPr>
         <w:t>.</w:t>
@@ -319,6 +313,7 @@
           <w:rFonts w:ascii="Times New Roman" w:hAnsi="Times New Roman" w:cs="Times New Roman"/>
           <w:sz w:val="24"/>
           <w:szCs w:val="24"/>
+          <w:highlight w:val="black"/>
           <w:lang w:val="ru-RU"/>
         </w:rPr>
         <w:t>36;</w:t>
@@ -350,43 +345,7 @@
           <w:szCs w:val="24"/>
           <w:lang w:val="ru-RU"/>
         </w:rPr>
-        <w:t xml:space="preserve">для передачи данных из </w:t>
-      </w:r>
-      <w:r>
-        <w:rPr>
-          <w:rFonts w:ascii="Times New Roman" w:hAnsi="Times New Roman" w:cs="Times New Roman"/>
-          <w:sz w:val="24"/>
-          <w:szCs w:val="24"/>
-          <w:lang w:val="ru-RU"/>
-        </w:rPr>
-        <w:t xml:space="preserve">       </w:t>
-      </w:r>
-      <w:r>
-        <w:rPr>
-          <w:rFonts w:ascii="Times New Roman" w:hAnsi="Times New Roman" w:cs="Times New Roman"/>
-          <w:sz w:val="24"/>
-          <w:szCs w:val="24"/>
-          <w:lang w:val="ru-RU"/>
-        </w:rPr>
-        <w:t>памяти</w:t>
-      </w:r>
-      <w:r>
-        <w:rPr>
-          <w:rFonts w:ascii="Times New Roman" w:hAnsi="Times New Roman" w:cs="Times New Roman"/>
-          <w:sz w:val="24"/>
-          <w:szCs w:val="24"/>
-          <w:lang w:val="ru-RU"/>
-        </w:rPr>
-        <w:t xml:space="preserve"> </w:t>
-      </w:r>
-      <w:r>
-        <w:rPr>
-          <w:rFonts w:ascii="Times New Roman" w:hAnsi="Times New Roman" w:cs="Times New Roman"/>
-          <w:sz w:val="24"/>
-          <w:szCs w:val="24"/>
-          <w:lang w:val="ru-RU"/>
-        </w:rPr>
-        <w:t xml:space="preserve">ПЛИС </w:t>
+        <w:t xml:space="preserve">для передачи данных из        памяти ПЛИС </w:t>
       </w:r>
       <w:r>
         <w:rPr>
@@ -436,24 +395,69 @@
         </w:rPr>
         <w:t xml:space="preserve">      </w:t>
       </w:r>
-      <w:proofErr w:type="gramStart"/>
-      <w:r>
-        <w:rPr>
-          <w:rFonts w:ascii="Times New Roman" w:hAnsi="Times New Roman" w:cs="Times New Roman"/>
-          <w:b/>
-          <w:sz w:val="24"/>
-          <w:szCs w:val="24"/>
-          <w:lang w:val="en-US"/>
-        </w:rPr>
-        <w:t>ORANGE</w:t>
-      </w:r>
-      <w:r>
-        <w:rPr>
-          <w:rFonts w:ascii="Times New Roman" w:hAnsi="Times New Roman" w:cs="Times New Roman"/>
-          <w:b/>
-          <w:sz w:val="24"/>
-          <w:szCs w:val="24"/>
-          <w:lang w:val="ru-RU"/>
+      <w:r>
+        <w:rPr>
+          <w:rFonts w:ascii="Times New Roman" w:hAnsi="Times New Roman" w:cs="Times New Roman"/>
+          <w:b/>
+          <w:sz w:val="24"/>
+          <w:szCs w:val="24"/>
+          <w:lang w:val="en-US"/>
+        </w:rPr>
+        <w:t>ORANGE  PI 5 Plus</w:t>
+      </w:r>
+      <w:r>
+        <w:rPr>
+          <w:rFonts w:ascii="Times New Roman" w:hAnsi="Times New Roman" w:cs="Times New Roman"/>
+          <w:b/>
+          <w:sz w:val="24"/>
+          <w:szCs w:val="24"/>
+          <w:lang w:val="en-US"/>
+        </w:rPr>
+        <w:t>.</w:t>
+      </w:r>
+      <w:r>
+        <w:rPr>
+          <w:rFonts w:ascii="Times New Roman" w:hAnsi="Times New Roman" w:cs="Times New Roman"/>
+          <w:sz w:val="24"/>
+          <w:szCs w:val="24"/>
+          <w:lang w:val="en-US"/>
+        </w:rPr>
+        <w:t xml:space="preserve"> </w:t>
+      </w:r>
+      <w:r>
+        <w:rPr>
+          <w:rFonts w:ascii="Times New Roman" w:hAnsi="Times New Roman" w:cs="Times New Roman"/>
+          <w:sz w:val="24"/>
+          <w:szCs w:val="24"/>
+          <w:lang w:val="ru-RU"/>
+        </w:rPr>
+        <w:t>Модуль</w:t>
+      </w:r>
+      <w:r>
+        <w:rPr>
+          <w:rFonts w:ascii="Times New Roman" w:hAnsi="Times New Roman" w:cs="Times New Roman"/>
+          <w:sz w:val="24"/>
+          <w:szCs w:val="24"/>
+          <w:lang w:val="en-US"/>
+        </w:rPr>
+        <w:t xml:space="preserve"> </w:t>
+      </w:r>
+      <w:r>
+        <w:rPr>
+          <w:rFonts w:ascii="Times New Roman" w:hAnsi="Times New Roman" w:cs="Times New Roman"/>
+          <w:b/>
+          <w:sz w:val="24"/>
+          <w:szCs w:val="24"/>
+          <w:lang w:val="en-US"/>
+        </w:rPr>
+        <w:t>SPI</w:t>
+      </w:r>
+      <w:r>
+        <w:rPr>
+          <w:rFonts w:ascii="Times New Roman" w:hAnsi="Times New Roman" w:cs="Times New Roman"/>
+          <w:sz w:val="24"/>
+          <w:szCs w:val="24"/>
+          <w:lang w:val="en-US"/>
         </w:rPr>
         <w:t xml:space="preserve">  </w:t>
       </w:r>
@@ -465,143 +469,16 @@
           <w:szCs w:val="24"/>
           <w:lang w:val="en-US"/>
         </w:rPr>
-        <w:t>PI</w:t>
-      </w:r>
-      <w:proofErr w:type="gramEnd"/>
-      <w:r>
-        <w:rPr>
-          <w:rFonts w:ascii="Times New Roman" w:hAnsi="Times New Roman" w:cs="Times New Roman"/>
-          <w:b/>
-          <w:sz w:val="24"/>
-          <w:szCs w:val="24"/>
-          <w:lang w:val="ru-RU"/>
-        </w:rPr>
-        <w:t xml:space="preserve"> 5 </w:t>
-      </w:r>
-      <w:r>
-        <w:rPr>
-          <w:rFonts w:ascii="Times New Roman" w:hAnsi="Times New Roman" w:cs="Times New Roman"/>
-          <w:b/>
-          <w:sz w:val="24"/>
-          <w:szCs w:val="24"/>
-          <w:lang w:val="en-US"/>
-        </w:rPr>
-        <w:t>Plus</w:t>
-      </w:r>
-      <w:r>
-        <w:rPr>
-          <w:rFonts w:ascii="Times New Roman" w:hAnsi="Times New Roman" w:cs="Times New Roman"/>
-          <w:b/>
-          <w:sz w:val="24"/>
-          <w:szCs w:val="24"/>
-          <w:lang w:val="ru-RU"/>
-        </w:rPr>
-        <w:t>.</w:t>
-      </w:r>
-      <w:r>
-        <w:rPr>
-          <w:rFonts w:ascii="Times New Roman" w:hAnsi="Times New Roman" w:cs="Times New Roman"/>
-          <w:sz w:val="24"/>
-          <w:szCs w:val="24"/>
-          <w:lang w:val="ru-RU"/>
-        </w:rPr>
-        <w:t xml:space="preserve"> Модуль</w:t>
-      </w:r>
-      <w:r>
-        <w:rPr>
-          <w:rFonts w:ascii="Times New Roman" w:hAnsi="Times New Roman" w:cs="Times New Roman"/>
-          <w:sz w:val="24"/>
-          <w:szCs w:val="24"/>
-          <w:lang w:val="en-US"/>
-        </w:rPr>
-        <w:t xml:space="preserve"> </w:t>
-      </w:r>
-      <w:r>
-        <w:rPr>
-          <w:rFonts w:ascii="Times New Roman" w:hAnsi="Times New Roman" w:cs="Times New Roman"/>
-          <w:b/>
-          <w:sz w:val="24"/>
-          <w:szCs w:val="24"/>
-          <w:lang w:val="en-US"/>
-        </w:rPr>
-        <w:t>SPI</w:t>
-      </w:r>
-      <w:r>
-        <w:rPr>
-          <w:rFonts w:ascii="Times New Roman" w:hAnsi="Times New Roman" w:cs="Times New Roman"/>
-          <w:sz w:val="24"/>
-          <w:szCs w:val="24"/>
-          <w:lang w:val="en-US"/>
-        </w:rPr>
-        <w:t xml:space="preserve">  </w:t>
-      </w:r>
-      <w:r>
-        <w:rPr>
-          <w:rFonts w:ascii="Times New Roman" w:hAnsi="Times New Roman" w:cs="Times New Roman"/>
-          <w:b/>
-          <w:sz w:val="24"/>
-          <w:szCs w:val="24"/>
-          <w:lang w:val="en-US"/>
-        </w:rPr>
-        <w:t>ORANGE</w:t>
-      </w:r>
-      <w:r>
-        <w:rPr>
-          <w:rFonts w:ascii="Times New Roman" w:hAnsi="Times New Roman" w:cs="Times New Roman"/>
-          <w:b/>
-          <w:sz w:val="24"/>
-          <w:szCs w:val="24"/>
-          <w:lang w:val="en-US"/>
-        </w:rPr>
-        <w:t xml:space="preserve">  </w:t>
-      </w:r>
-      <w:r>
-        <w:rPr>
-          <w:rFonts w:ascii="Times New Roman" w:hAnsi="Times New Roman" w:cs="Times New Roman"/>
-          <w:b/>
-          <w:sz w:val="24"/>
-          <w:szCs w:val="24"/>
-          <w:lang w:val="en-US"/>
-        </w:rPr>
-        <w:t>PI</w:t>
-      </w:r>
-      <w:r>
-        <w:rPr>
-          <w:rFonts w:ascii="Times New Roman" w:hAnsi="Times New Roman" w:cs="Times New Roman"/>
-          <w:b/>
-          <w:sz w:val="24"/>
-          <w:szCs w:val="24"/>
-          <w:lang w:val="en-US"/>
-        </w:rPr>
-        <w:t xml:space="preserve"> 5 </w:t>
-      </w:r>
-      <w:r>
-        <w:rPr>
-          <w:rFonts w:ascii="Times New Roman" w:hAnsi="Times New Roman" w:cs="Times New Roman"/>
-          <w:b/>
-          <w:sz w:val="24"/>
-          <w:szCs w:val="24"/>
-          <w:lang w:val="en-US"/>
-        </w:rPr>
-        <w:t>Plus</w:t>
-      </w:r>
-      <w:r>
-        <w:rPr>
-          <w:rFonts w:ascii="Times New Roman" w:hAnsi="Times New Roman" w:cs="Times New Roman"/>
-          <w:sz w:val="24"/>
-          <w:szCs w:val="24"/>
-          <w:lang w:val="en-US"/>
-        </w:rPr>
-        <w:t xml:space="preserve"> </w:t>
-      </w:r>
-      <w:r>
-        <w:rPr>
-          <w:rFonts w:ascii="Times New Roman" w:hAnsi="Times New Roman" w:cs="Times New Roman"/>
-          <w:sz w:val="24"/>
-          <w:szCs w:val="24"/>
-          <w:lang w:val="en-US"/>
-        </w:rPr>
-        <w:t xml:space="preserve"> - </w:t>
+        <w:t>ORANGE  PI 5 Plus</w:t>
+      </w:r>
+      <w:r>
+        <w:rPr>
+          <w:rFonts w:ascii="Times New Roman" w:hAnsi="Times New Roman" w:cs="Times New Roman"/>
+          <w:sz w:val="24"/>
+          <w:szCs w:val="24"/>
+          <w:lang w:val="en-US"/>
+        </w:rPr>
+        <w:t xml:space="preserve">  - </w:t>
       </w:r>
       <w:r>
         <w:rPr>
@@ -788,12 +665,11 @@
           <w:szCs w:val="24"/>
           <w:lang w:val="en-US"/>
         </w:rPr>
-        <w:t>ORANGE</w:t>
-      </w:r>
-      <w:r>
-        <w:rPr>
-          <w:rFonts w:ascii="Times New Roman" w:hAnsi="Times New Roman" w:cs="Times New Roman"/>
-          <w:b/>
+        <w:t>ORANGE  PI 5 Plus</w:t>
+      </w:r>
+      <w:r>
+        <w:rPr>
+          <w:rFonts w:ascii="Times New Roman" w:hAnsi="Times New Roman" w:cs="Times New Roman"/>
           <w:sz w:val="24"/>
           <w:szCs w:val="24"/>
           <w:lang w:val="en-US"/>
@@ -803,37 +679,6 @@
       <w:r>
         <w:rPr>
           <w:rFonts w:ascii="Times New Roman" w:hAnsi="Times New Roman" w:cs="Times New Roman"/>
-          <w:b/>
-          <w:sz w:val="24"/>
-          <w:szCs w:val="24"/>
-          <w:lang w:val="en-US"/>
-        </w:rPr>
-        <w:t>PI</w:t>
-      </w:r>
-      <w:r>
-        <w:rPr>
-          <w:rFonts w:ascii="Times New Roman" w:hAnsi="Times New Roman" w:cs="Times New Roman"/>
-          <w:b/>
-          <w:sz w:val="24"/>
-          <w:szCs w:val="24"/>
-          <w:lang w:val="en-US"/>
-        </w:rPr>
-        <w:t xml:space="preserve"> 5 </w:t>
-      </w:r>
-      <w:r>
-        <w:rPr>
-          <w:rFonts w:ascii="Times New Roman" w:hAnsi="Times New Roman" w:cs="Times New Roman"/>
-          <w:b/>
-          <w:sz w:val="24"/>
-          <w:szCs w:val="24"/>
-          <w:lang w:val="en-US"/>
-        </w:rPr>
-        <w:t>Plus</w:t>
-      </w:r>
-      <w:proofErr w:type="gramStart"/>
-      <w:r>
-        <w:rPr>
-          <w:rFonts w:ascii="Times New Roman" w:hAnsi="Times New Roman" w:cs="Times New Roman"/>
           <w:sz w:val="24"/>
           <w:szCs w:val="24"/>
           <w:lang w:val="en-US"/>
@@ -847,27 +692,8 @@
           <w:szCs w:val="24"/>
           <w:lang w:val="en-US"/>
         </w:rPr>
-        <w:t xml:space="preserve"> </w:t>
-      </w:r>
-      <w:r>
-        <w:rPr>
-          <w:rFonts w:ascii="Times New Roman" w:hAnsi="Times New Roman" w:cs="Times New Roman"/>
-          <w:sz w:val="24"/>
-          <w:szCs w:val="24"/>
-          <w:lang w:val="en-US"/>
-        </w:rPr>
-        <w:t xml:space="preserve"> </w:t>
-      </w:r>
-      <w:r>
-        <w:rPr>
-          <w:rFonts w:ascii="Times New Roman" w:hAnsi="Times New Roman" w:cs="Times New Roman"/>
-          <w:sz w:val="24"/>
-          <w:szCs w:val="24"/>
-          <w:lang w:val="en-US"/>
-        </w:rPr>
         <w:t>:</w:t>
       </w:r>
-      <w:proofErr w:type="gramEnd"/>
     </w:p>
     <w:p>
       <w:pPr>
@@ -891,82 +717,91 @@
           <w:szCs w:val="30"/>
           <w:lang w:val="ru-RU"/>
         </w:rPr>
-        <w:t>-</w:t>
-      </w:r>
-      <w:r>
-        <w:rPr>
-          <w:szCs w:val="30"/>
+        <w:t xml:space="preserve">-  </w:t>
+      </w:r>
+      <w:r>
+        <w:rPr>
+          <w:rFonts w:ascii="Times New Roman" w:hAnsi="Times New Roman" w:cs="Times New Roman"/>
+          <w:b/>
+          <w:sz w:val="24"/>
+          <w:szCs w:val="24"/>
+          <w:lang w:val="en-US"/>
+        </w:rPr>
+        <w:t>spi</w:t>
+      </w:r>
+      <w:r>
+        <w:rPr>
+          <w:rFonts w:ascii="Times New Roman" w:hAnsi="Times New Roman" w:cs="Times New Roman"/>
+          <w:b/>
+          <w:sz w:val="24"/>
+          <w:szCs w:val="24"/>
+          <w:lang w:val="ru-RU"/>
+        </w:rPr>
+        <w:t>_</w:t>
+      </w:r>
+      <w:r>
+        <w:rPr>
+          <w:rFonts w:ascii="Times New Roman" w:hAnsi="Times New Roman" w:cs="Times New Roman"/>
+          <w:b/>
+          <w:sz w:val="24"/>
+          <w:szCs w:val="24"/>
+          <w:lang w:val="en-US"/>
+        </w:rPr>
+        <w:t>miso</w:t>
+      </w:r>
+      <w:r>
+        <w:rPr>
+          <w:rFonts w:ascii="Times New Roman" w:hAnsi="Times New Roman" w:cs="Times New Roman"/>
+          <w:b/>
+          <w:sz w:val="24"/>
+          <w:szCs w:val="24"/>
+          <w:lang w:val="ru-RU"/>
+        </w:rPr>
+        <w:t xml:space="preserve"> </w:t>
+      </w:r>
+      <w:r>
+        <w:rPr>
+          <w:rFonts w:ascii="Times New Roman" w:hAnsi="Times New Roman" w:cs="Times New Roman"/>
+          <w:b/>
+          <w:sz w:val="24"/>
+          <w:szCs w:val="24"/>
+          <w:lang w:val="en-US"/>
+        </w:rPr>
+        <w:t>pin</w:t>
+      </w:r>
+      <w:r>
+        <w:rPr>
+          <w:rFonts w:ascii="Times New Roman" w:hAnsi="Times New Roman" w:cs="Times New Roman"/>
+          <w:b/>
+          <w:sz w:val="24"/>
+          <w:szCs w:val="24"/>
+          <w:lang w:val="ru-RU"/>
+        </w:rPr>
+        <w:t>.21</w:t>
+      </w:r>
+      <w:r>
+        <w:rPr>
+          <w:rFonts w:ascii="Times New Roman" w:hAnsi="Times New Roman" w:cs="Times New Roman"/>
+          <w:sz w:val="24"/>
+          <w:szCs w:val="24"/>
           <w:lang w:val="ru-RU"/>
         </w:rPr>
         <w:t xml:space="preserve">  </w:t>
       </w:r>
-      <w:proofErr w:type="spellStart"/>
-      <w:r>
-        <w:rPr>
-          <w:rFonts w:ascii="Times New Roman" w:hAnsi="Times New Roman" w:cs="Times New Roman"/>
-          <w:b/>
-          <w:sz w:val="24"/>
-          <w:szCs w:val="24"/>
-          <w:lang w:val="en-US"/>
-        </w:rPr>
-        <w:t>spi</w:t>
-      </w:r>
-      <w:proofErr w:type="spellEnd"/>
-      <w:r>
-        <w:rPr>
-          <w:rFonts w:ascii="Times New Roman" w:hAnsi="Times New Roman" w:cs="Times New Roman"/>
-          <w:b/>
-          <w:sz w:val="24"/>
-          <w:szCs w:val="24"/>
-          <w:lang w:val="ru-RU"/>
-        </w:rPr>
-        <w:t>_</w:t>
-      </w:r>
-      <w:proofErr w:type="spellStart"/>
-      <w:r>
-        <w:rPr>
-          <w:rFonts w:ascii="Times New Roman" w:hAnsi="Times New Roman" w:cs="Times New Roman"/>
-          <w:b/>
-          <w:sz w:val="24"/>
-          <w:szCs w:val="24"/>
-          <w:lang w:val="en-US"/>
-        </w:rPr>
-        <w:t>miso</w:t>
-      </w:r>
-      <w:proofErr w:type="spellEnd"/>
-      <w:r>
-        <w:rPr>
-          <w:rFonts w:ascii="Times New Roman" w:hAnsi="Times New Roman" w:cs="Times New Roman"/>
-          <w:b/>
-          <w:sz w:val="24"/>
-          <w:szCs w:val="24"/>
-          <w:lang w:val="ru-RU"/>
-        </w:rPr>
-        <w:t xml:space="preserve"> </w:t>
-      </w:r>
-      <w:r>
-        <w:rPr>
-          <w:rFonts w:ascii="Times New Roman" w:hAnsi="Times New Roman" w:cs="Times New Roman"/>
-          <w:b/>
-          <w:sz w:val="24"/>
-          <w:szCs w:val="24"/>
-          <w:lang w:val="en-US"/>
-        </w:rPr>
-        <w:t>pin</w:t>
-      </w:r>
-      <w:r>
-        <w:rPr>
-          <w:rFonts w:ascii="Times New Roman" w:hAnsi="Times New Roman" w:cs="Times New Roman"/>
-          <w:b/>
-          <w:sz w:val="24"/>
-          <w:szCs w:val="24"/>
-          <w:lang w:val="ru-RU"/>
-        </w:rPr>
-        <w:t>.21</w:t>
-      </w:r>
-      <w:r>
-        <w:rPr>
-          <w:rFonts w:ascii="Times New Roman" w:hAnsi="Times New Roman" w:cs="Times New Roman"/>
+      <w:r>
+        <w:rPr>
+          <w:rFonts w:ascii="Times New Roman" w:hAnsi="Times New Roman" w:cs="Times New Roman"/>
+          <w:b/>
+          <w:sz w:val="24"/>
+          <w:szCs w:val="24"/>
+          <w:lang w:val="en-US"/>
+        </w:rPr>
+        <w:t>ORANGE</w:t>
+      </w:r>
+      <w:r>
+        <w:rPr>
+          <w:rFonts w:ascii="Times New Roman" w:hAnsi="Times New Roman" w:cs="Times New Roman"/>
+          <w:b/>
           <w:sz w:val="24"/>
           <w:szCs w:val="24"/>
           <w:lang w:val="ru-RU"/>
@@ -981,26 +816,6 @@
           <w:szCs w:val="24"/>
           <w:lang w:val="en-US"/>
         </w:rPr>
-        <w:t>ORANGE</w:t>
-      </w:r>
-      <w:r>
-        <w:rPr>
-          <w:rFonts w:ascii="Times New Roman" w:hAnsi="Times New Roman" w:cs="Times New Roman"/>
-          <w:b/>
-          <w:sz w:val="24"/>
-          <w:szCs w:val="24"/>
-          <w:lang w:val="ru-RU"/>
-        </w:rPr>
-        <w:t xml:space="preserve">  </w:t>
-      </w:r>
-      <w:r>
-        <w:rPr>
-          <w:rFonts w:ascii="Times New Roman" w:hAnsi="Times New Roman" w:cs="Times New Roman"/>
-          <w:b/>
-          <w:sz w:val="24"/>
-          <w:szCs w:val="24"/>
-          <w:lang w:val="en-US"/>
-        </w:rPr>
         <w:t>PI</w:t>
       </w:r>
       <w:r>
@@ -1030,36 +845,7 @@
           <w:szCs w:val="24"/>
           <w:lang w:val="ru-RU"/>
         </w:rPr>
-        <w:t xml:space="preserve">  </w:t>
-      </w:r>
-      <w:r>
-        <w:rPr>
-          <w:rFonts w:ascii="Times New Roman" w:hAnsi="Times New Roman" w:cs="Times New Roman"/>
-          <w:sz w:val="24"/>
-          <w:szCs w:val="24"/>
-          <w:lang w:val="ru-RU"/>
-        </w:rPr>
-        <w:t xml:space="preserve">- прием последовательных  данных </w:t>
-      </w:r>
-      <w:proofErr w:type="gramStart"/>
-      <w:r>
-        <w:rPr>
-          <w:rFonts w:ascii="Times New Roman" w:hAnsi="Times New Roman" w:cs="Times New Roman"/>
-          <w:sz w:val="24"/>
-          <w:szCs w:val="24"/>
-          <w:lang w:val="ru-RU"/>
-        </w:rPr>
-        <w:t>из</w:t>
-      </w:r>
-      <w:proofErr w:type="gramEnd"/>
-      <w:r>
-        <w:rPr>
-          <w:rFonts w:ascii="Times New Roman" w:hAnsi="Times New Roman" w:cs="Times New Roman"/>
-          <w:sz w:val="24"/>
-          <w:szCs w:val="24"/>
-          <w:lang w:val="ru-RU"/>
-        </w:rPr>
-        <w:t xml:space="preserve"> </w:t>
+        <w:t xml:space="preserve">  - прием последовательных  данных из </w:t>
       </w:r>
     </w:p>
     <w:p>
@@ -1088,16 +874,7 @@
           <w:szCs w:val="24"/>
           <w:lang w:val="ru-RU"/>
         </w:rPr>
-        <w:t>памяти   ПЛИС</w:t>
-      </w:r>
-      <w:r>
-        <w:rPr>
-          <w:rFonts w:ascii="Times New Roman" w:hAnsi="Times New Roman" w:cs="Times New Roman"/>
-          <w:sz w:val="24"/>
-          <w:szCs w:val="24"/>
-          <w:lang w:val="ru-RU"/>
-        </w:rPr>
-        <w:t>;</w:t>
+        <w:t>памяти   ПЛИС;</w:t>
       </w:r>
     </w:p>
     <w:p>
@@ -1117,36 +894,22 @@
           <w:szCs w:val="24"/>
           <w:lang w:val="ru-RU"/>
         </w:rPr>
-        <w:t xml:space="preserve">          </w:t>
-      </w:r>
-      <w:r>
-        <w:rPr>
-          <w:rFonts w:ascii="Times New Roman" w:hAnsi="Times New Roman" w:cs="Times New Roman"/>
-          <w:color w:val="FF0000"/>
-          <w:sz w:val="24"/>
-          <w:szCs w:val="24"/>
-          <w:lang w:val="ru-RU"/>
-        </w:rPr>
-        <w:t xml:space="preserve">- </w:t>
-      </w:r>
-      <w:proofErr w:type="spellStart"/>
-      <w:r>
-        <w:rPr>
-          <w:rFonts w:ascii="Times New Roman" w:hAnsi="Times New Roman" w:cs="Times New Roman"/>
-          <w:b/>
-          <w:color w:val="FF0000"/>
+        <w:t xml:space="preserve">          - </w:t>
+      </w:r>
+      <w:r>
+        <w:rPr>
+          <w:rFonts w:ascii="Times New Roman" w:hAnsi="Times New Roman" w:cs="Times New Roman"/>
+          <w:b/>
           <w:sz w:val="24"/>
           <w:szCs w:val="24"/>
           <w:lang w:val="en-US"/>
         </w:rPr>
         <w:t>spiClk</w:t>
       </w:r>
-      <w:proofErr w:type="spellEnd"/>
-      <w:r>
-        <w:rPr>
-          <w:rFonts w:ascii="Times New Roman" w:hAnsi="Times New Roman" w:cs="Times New Roman"/>
-          <w:b/>
-          <w:color w:val="FF0000"/>
+      <w:r>
+        <w:rPr>
+          <w:rFonts w:ascii="Times New Roman" w:hAnsi="Times New Roman" w:cs="Times New Roman"/>
+          <w:b/>
           <w:sz w:val="24"/>
           <w:szCs w:val="24"/>
           <w:lang w:val="ru-RU"/>
@@ -1157,7 +920,6 @@
         <w:rPr>
           <w:rFonts w:ascii="Times New Roman" w:hAnsi="Times New Roman" w:cs="Times New Roman"/>
           <w:b/>
-          <w:color w:val="FF0000"/>
           <w:sz w:val="24"/>
           <w:szCs w:val="24"/>
           <w:lang w:val="en-US"/>
@@ -1168,7 +930,6 @@
         <w:rPr>
           <w:rFonts w:ascii="Times New Roman" w:hAnsi="Times New Roman" w:cs="Times New Roman"/>
           <w:b/>
-          <w:color w:val="FF0000"/>
           <w:sz w:val="24"/>
           <w:szCs w:val="24"/>
           <w:lang w:val="ru-RU"/>
@@ -1178,7 +939,6 @@
       <w:r>
         <w:rPr>
           <w:rFonts w:ascii="Times New Roman" w:hAnsi="Times New Roman" w:cs="Times New Roman"/>
-          <w:color w:val="FF0000"/>
           <w:sz w:val="24"/>
           <w:szCs w:val="24"/>
           <w:lang w:val="ru-RU"/>
@@ -1189,7 +949,6 @@
         <w:rPr>
           <w:rFonts w:ascii="Times New Roman" w:hAnsi="Times New Roman" w:cs="Times New Roman"/>
           <w:b/>
-          <w:color w:val="FF0000"/>
           <w:sz w:val="24"/>
           <w:szCs w:val="24"/>
           <w:lang w:val="en-US"/>
@@ -1200,7 +959,6 @@
         <w:rPr>
           <w:rFonts w:ascii="Times New Roman" w:hAnsi="Times New Roman" w:cs="Times New Roman"/>
           <w:b/>
-          <w:color w:val="FF0000"/>
           <w:sz w:val="24"/>
           <w:szCs w:val="24"/>
           <w:lang w:val="ru-RU"/>
@@ -1211,7 +969,6 @@
         <w:rPr>
           <w:rFonts w:ascii="Times New Roman" w:hAnsi="Times New Roman" w:cs="Times New Roman"/>
           <w:b/>
-          <w:color w:val="FF0000"/>
           <w:sz w:val="24"/>
           <w:szCs w:val="24"/>
           <w:lang w:val="en-US"/>
@@ -1222,7 +979,6 @@
         <w:rPr>
           <w:rFonts w:ascii="Times New Roman" w:hAnsi="Times New Roman" w:cs="Times New Roman"/>
           <w:b/>
-          <w:color w:val="FF0000"/>
           <w:sz w:val="24"/>
           <w:szCs w:val="24"/>
           <w:lang w:val="ru-RU"/>
@@ -1233,7 +989,6 @@
         <w:rPr>
           <w:rFonts w:ascii="Times New Roman" w:hAnsi="Times New Roman" w:cs="Times New Roman"/>
           <w:b/>
-          <w:color w:val="FF0000"/>
           <w:sz w:val="24"/>
           <w:szCs w:val="24"/>
           <w:lang w:val="en-US"/>
@@ -1247,16 +1002,7 @@
           <w:szCs w:val="24"/>
           <w:lang w:val="ru-RU"/>
         </w:rPr>
-        <w:t xml:space="preserve">  - </w:t>
-      </w:r>
-      <w:r>
-        <w:rPr>
-          <w:rFonts w:ascii="Times New Roman" w:hAnsi="Times New Roman" w:cs="Times New Roman"/>
-          <w:sz w:val="24"/>
-          <w:szCs w:val="24"/>
-          <w:lang w:val="ru-RU"/>
-        </w:rPr>
-        <w:t>такты для приема данных  из памяти ПЛИС</w:t>
+        <w:t xml:space="preserve">  - такты для приема данных  из памяти ПЛИС</w:t>
       </w:r>
       <w:r>
         <w:rPr>
@@ -1285,36 +1031,7 @@
           <w:szCs w:val="24"/>
           <w:lang w:val="ru-RU"/>
         </w:rPr>
-        <w:t xml:space="preserve">            </w:t>
-      </w:r>
-      <w:r>
-        <w:rPr>
-          <w:rFonts w:ascii="Times New Roman" w:hAnsi="Times New Roman" w:cs="Times New Roman"/>
-          <w:sz w:val="24"/>
-          <w:szCs w:val="24"/>
-          <w:lang w:val="ru-RU"/>
-        </w:rPr>
-        <w:t xml:space="preserve">(ранее использовался как тактовый сигнал программирования </w:t>
-      </w:r>
-      <w:proofErr w:type="gramStart"/>
-      <w:r>
-        <w:rPr>
-          <w:rFonts w:ascii="Times New Roman" w:hAnsi="Times New Roman" w:cs="Times New Roman"/>
-          <w:sz w:val="24"/>
-          <w:szCs w:val="24"/>
-          <w:lang w:val="ru-RU"/>
-        </w:rPr>
-        <w:t>динамических</w:t>
-      </w:r>
-      <w:proofErr w:type="gramEnd"/>
-      <w:r>
-        <w:rPr>
-          <w:rFonts w:ascii="Times New Roman" w:hAnsi="Times New Roman" w:cs="Times New Roman"/>
-          <w:sz w:val="24"/>
-          <w:szCs w:val="24"/>
-          <w:lang w:val="ru-RU"/>
-        </w:rPr>
-        <w:t xml:space="preserve"> </w:t>
+        <w:t xml:space="preserve">            (ранее использовался как тактовый сигнал программирования динамических </w:t>
       </w:r>
       <w:r>
         <w:rPr>
@@ -1515,34 +1232,16 @@
           <w:szCs w:val="24"/>
           <w:lang w:val="ru-RU"/>
         </w:rPr>
-        <w:t xml:space="preserve"> </w:t>
-      </w:r>
-      <w:r>
-        <w:rPr>
-          <w:rFonts w:ascii="Times New Roman" w:hAnsi="Times New Roman" w:cs="Times New Roman"/>
-          <w:sz w:val="24"/>
-          <w:szCs w:val="24"/>
-          <w:lang w:val="ru-RU"/>
-        </w:rPr>
-        <w:t>разреш</w:t>
-      </w:r>
-      <w:r>
-        <w:rPr>
-          <w:rFonts w:ascii="Times New Roman" w:hAnsi="Times New Roman" w:cs="Times New Roman"/>
-          <w:sz w:val="24"/>
-          <w:szCs w:val="24"/>
-          <w:lang w:val="ru-RU"/>
-        </w:rPr>
-        <w:t>ение приема данных</w:t>
-      </w:r>
-      <w:r>
-        <w:rPr>
-          <w:rFonts w:ascii="Times New Roman" w:hAnsi="Times New Roman" w:cs="Times New Roman"/>
-          <w:sz w:val="24"/>
-          <w:szCs w:val="24"/>
-          <w:lang w:val="ru-RU"/>
-        </w:rPr>
-        <w:t>;</w:t>
+        <w:t xml:space="preserve"> разреш</w:t>
+      </w:r>
+      <w:r>
+        <w:rPr>
+          <w:rFonts w:ascii="Times New Roman" w:hAnsi="Times New Roman" w:cs="Times New Roman"/>
+          <w:sz w:val="24"/>
+          <w:szCs w:val="24"/>
+          <w:lang w:val="ru-RU"/>
+        </w:rPr>
+        <w:t>ение приема данных;</w:t>
       </w:r>
     </w:p>
     <w:p>
@@ -1691,36 +1390,17 @@
           <w:szCs w:val="24"/>
           <w:lang w:val="ru-RU"/>
         </w:rPr>
-        <w:t xml:space="preserve">              ПЛИС</w:t>
-      </w:r>
-      <w:r>
-        <w:rPr>
-          <w:rFonts w:ascii="Times New Roman" w:hAnsi="Times New Roman" w:cs="Times New Roman"/>
-          <w:sz w:val="24"/>
-          <w:szCs w:val="24"/>
-          <w:lang w:val="ru-RU"/>
-        </w:rPr>
-        <w:t xml:space="preserve"> – </w:t>
-      </w:r>
-      <w:r>
-        <w:rPr>
-          <w:rFonts w:ascii="Times New Roman" w:hAnsi="Times New Roman" w:cs="Times New Roman"/>
-          <w:b/>
-          <w:sz w:val="24"/>
-          <w:szCs w:val="24"/>
-          <w:lang w:val="ru-RU"/>
-        </w:rPr>
-        <w:t xml:space="preserve">лог. </w:t>
-      </w:r>
-      <w:r>
-        <w:rPr>
-          <w:rFonts w:ascii="Times New Roman" w:hAnsi="Times New Roman" w:cs="Times New Roman"/>
-          <w:b/>
-          <w:sz w:val="24"/>
-          <w:szCs w:val="24"/>
-          <w:lang w:val="ru-RU"/>
-        </w:rPr>
-        <w:t>“1”.</w:t>
+        <w:t xml:space="preserve">              ПЛИС – </w:t>
+      </w:r>
+      <w:r>
+        <w:rPr>
+          <w:rFonts w:ascii="Times New Roman" w:hAnsi="Times New Roman" w:cs="Times New Roman"/>
+          <w:b/>
+          <w:sz w:val="24"/>
+          <w:szCs w:val="24"/>
+          <w:lang w:val="ru-RU"/>
+        </w:rPr>
+        <w:t>лог. “1”.</w:t>
       </w:r>
     </w:p>
     <w:p>
@@ -1740,16 +1420,7 @@
           <w:szCs w:val="24"/>
           <w:lang w:val="ru-RU"/>
         </w:rPr>
-        <w:t xml:space="preserve">        </w:t>
-      </w:r>
-      <w:r>
-        <w:rPr>
-          <w:rFonts w:ascii="Times New Roman" w:hAnsi="Times New Roman" w:cs="Times New Roman"/>
-          <w:sz w:val="24"/>
-          <w:szCs w:val="24"/>
-          <w:lang w:val="ru-RU"/>
-        </w:rPr>
-        <w:t>Чтение данных выполняется по алгоритму платы макета контроллера.</w:t>
+        <w:t xml:space="preserve">        Чтение данных выполняется по алгоритму платы макета контроллера.</w:t>
       </w:r>
     </w:p>
     <w:p>
@@ -1768,17 +1439,17 @@
         <w:spacing w:after="0" w:line="240" w:lineRule="auto"/>
         <w:rPr>
           <w:rFonts w:ascii="Times New Roman" w:hAnsi="Times New Roman" w:cs="Times New Roman"/>
-          <w:color w:val="FF0000"/>
-          <w:sz w:val="24"/>
-          <w:szCs w:val="24"/>
-          <w:lang w:val="ru-RU"/>
-        </w:rPr>
-      </w:pPr>
-      <w:r>
-        <w:rPr>
-          <w:rFonts w:ascii="Times New Roman" w:hAnsi="Times New Roman" w:cs="Times New Roman"/>
-          <w:sz w:val="24"/>
-          <w:szCs w:val="24"/>
+          <w:sz w:val="24"/>
+          <w:szCs w:val="24"/>
+          <w:lang w:val="ru-RU"/>
+        </w:rPr>
+      </w:pPr>
+      <w:r>
+        <w:rPr>
+          <w:rFonts w:ascii="Times New Roman" w:hAnsi="Times New Roman" w:cs="Times New Roman"/>
+          <w:sz w:val="24"/>
+          <w:szCs w:val="24"/>
+          <w:highlight w:val="black"/>
           <w:lang w:val="ru-RU"/>
         </w:rPr>
         <w:t xml:space="preserve">3.  </w:t>
@@ -1788,6 +1459,7 @@
           <w:rFonts w:ascii="Times New Roman" w:hAnsi="Times New Roman" w:cs="Times New Roman"/>
           <w:sz w:val="24"/>
           <w:szCs w:val="24"/>
+          <w:highlight w:val="black"/>
           <w:lang w:val="ru-RU"/>
         </w:rPr>
         <w:t xml:space="preserve">  </w:t>
@@ -1796,9 +1468,9 @@
         <w:rPr>
           <w:rFonts w:ascii="Times New Roman" w:hAnsi="Times New Roman" w:cs="Times New Roman"/>
           <w:b/>
-          <w:color w:val="FF0000"/>
-          <w:sz w:val="24"/>
-          <w:szCs w:val="24"/>
+          <w:sz w:val="24"/>
+          <w:szCs w:val="24"/>
+          <w:highlight w:val="black"/>
           <w:lang w:val="ru-RU"/>
         </w:rPr>
         <w:t xml:space="preserve">Сигнала </w:t>
@@ -1807,9 +1479,9 @@
         <w:rPr>
           <w:rFonts w:ascii="Times New Roman" w:hAnsi="Times New Roman" w:cs="Times New Roman"/>
           <w:b/>
-          <w:color w:val="FF0000"/>
-          <w:sz w:val="24"/>
-          <w:szCs w:val="24"/>
+          <w:sz w:val="24"/>
+          <w:szCs w:val="24"/>
+          <w:highlight w:val="black"/>
           <w:lang w:val="en-US"/>
         </w:rPr>
         <w:t>Stop</w:t>
@@ -1818,9 +1490,9 @@
         <w:rPr>
           <w:rFonts w:ascii="Times New Roman" w:hAnsi="Times New Roman" w:cs="Times New Roman"/>
           <w:b/>
-          <w:color w:val="FF0000"/>
-          <w:sz w:val="24"/>
-          <w:szCs w:val="24"/>
+          <w:sz w:val="24"/>
+          <w:szCs w:val="24"/>
+          <w:highlight w:val="black"/>
           <w:lang w:val="ru-RU"/>
         </w:rPr>
         <w:t>_</w:t>
@@ -1829,9 +1501,9 @@
         <w:rPr>
           <w:rFonts w:ascii="Times New Roman" w:hAnsi="Times New Roman" w:cs="Times New Roman"/>
           <w:b/>
-          <w:color w:val="FF0000"/>
-          <w:sz w:val="24"/>
-          <w:szCs w:val="24"/>
+          <w:sz w:val="24"/>
+          <w:szCs w:val="24"/>
+          <w:highlight w:val="black"/>
           <w:lang w:val="en-US"/>
         </w:rPr>
         <w:t>TB</w:t>
@@ -1839,9 +1511,9 @@
       <w:r>
         <w:rPr>
           <w:rFonts w:ascii="Times New Roman" w:hAnsi="Times New Roman" w:cs="Times New Roman"/>
-          <w:color w:val="FF0000"/>
-          <w:sz w:val="24"/>
-          <w:szCs w:val="24"/>
+          <w:sz w:val="24"/>
+          <w:szCs w:val="24"/>
+          <w:highlight w:val="black"/>
           <w:lang w:val="ru-RU"/>
         </w:rPr>
         <w:t xml:space="preserve"> </w:t>
@@ -1849,9 +1521,9 @@
       <w:r>
         <w:rPr>
           <w:rFonts w:ascii="Times New Roman" w:hAnsi="Times New Roman" w:cs="Times New Roman"/>
-          <w:color w:val="FF0000"/>
-          <w:sz w:val="24"/>
-          <w:szCs w:val="24"/>
+          <w:sz w:val="24"/>
+          <w:szCs w:val="24"/>
+          <w:highlight w:val="black"/>
           <w:lang w:val="ru-RU"/>
         </w:rPr>
         <w:t xml:space="preserve"> формируется </w:t>
@@ -1860,9 +1532,9 @@
         <w:rPr>
           <w:rFonts w:ascii="Times New Roman" w:hAnsi="Times New Roman" w:cs="Times New Roman"/>
           <w:b/>
-          <w:color w:val="FF0000"/>
-          <w:sz w:val="24"/>
-          <w:szCs w:val="24"/>
+          <w:sz w:val="24"/>
+          <w:szCs w:val="24"/>
+          <w:highlight w:val="black"/>
           <w:lang w:val="ru-RU"/>
         </w:rPr>
         <w:t xml:space="preserve">контроллером </w:t>
@@ -1871,9 +1543,9 @@
         <w:rPr>
           <w:rFonts w:ascii="Times New Roman" w:hAnsi="Times New Roman" w:cs="Times New Roman"/>
           <w:b/>
-          <w:color w:val="FF0000"/>
-          <w:sz w:val="24"/>
-          <w:szCs w:val="24"/>
+          <w:sz w:val="24"/>
+          <w:szCs w:val="24"/>
+          <w:highlight w:val="black"/>
           <w:lang w:val="en-US"/>
         </w:rPr>
         <w:t>STM</w:t>
@@ -1882,9 +1554,9 @@
         <w:rPr>
           <w:rFonts w:ascii="Times New Roman" w:hAnsi="Times New Roman" w:cs="Times New Roman"/>
           <w:b/>
-          <w:color w:val="FF0000"/>
-          <w:sz w:val="24"/>
-          <w:szCs w:val="24"/>
+          <w:sz w:val="24"/>
+          <w:szCs w:val="24"/>
+          <w:highlight w:val="black"/>
           <w:lang w:val="ru-RU"/>
         </w:rPr>
         <w:t>32</w:t>
@@ -1893,9 +1565,9 @@
         <w:rPr>
           <w:rFonts w:ascii="Times New Roman" w:hAnsi="Times New Roman" w:cs="Times New Roman"/>
           <w:b/>
-          <w:color w:val="FF0000"/>
-          <w:sz w:val="24"/>
-          <w:szCs w:val="24"/>
+          <w:sz w:val="24"/>
+          <w:szCs w:val="24"/>
+          <w:highlight w:val="black"/>
           <w:lang w:val="en-US"/>
         </w:rPr>
         <w:t>F</w:t>
@@ -1903,9 +1575,9 @@
       <w:r>
         <w:rPr>
           <w:rFonts w:ascii="Times New Roman" w:hAnsi="Times New Roman" w:cs="Times New Roman"/>
-          <w:color w:val="FF0000"/>
-          <w:sz w:val="24"/>
-          <w:szCs w:val="24"/>
+          <w:sz w:val="24"/>
+          <w:szCs w:val="24"/>
+          <w:highlight w:val="black"/>
           <w:lang w:val="ru-RU"/>
         </w:rPr>
         <w:t xml:space="preserve">, используется </w:t>
@@ -1913,9 +1585,9 @@
       <w:r>
         <w:rPr>
           <w:rFonts w:ascii="Times New Roman" w:hAnsi="Times New Roman" w:cs="Times New Roman"/>
-          <w:color w:val="FF0000"/>
-          <w:sz w:val="24"/>
-          <w:szCs w:val="24"/>
+          <w:sz w:val="24"/>
+          <w:szCs w:val="24"/>
+          <w:highlight w:val="black"/>
           <w:lang w:val="en-US"/>
         </w:rPr>
         <w:t>pin</w:t>
@@ -1923,9 +1595,9 @@
       <w:r>
         <w:rPr>
           <w:rFonts w:ascii="Times New Roman" w:hAnsi="Times New Roman" w:cs="Times New Roman"/>
-          <w:color w:val="FF0000"/>
-          <w:sz w:val="24"/>
-          <w:szCs w:val="24"/>
+          <w:sz w:val="24"/>
+          <w:szCs w:val="24"/>
+          <w:highlight w:val="black"/>
           <w:lang w:val="ru-RU"/>
         </w:rPr>
         <w:t>.15.</w:t>
@@ -1937,7 +1609,6 @@
         <w:jc w:val="both"/>
         <w:rPr>
           <w:rFonts w:ascii="Times New Roman" w:hAnsi="Times New Roman" w:cs="Times New Roman"/>
-          <w:color w:val="FF0000"/>
           <w:sz w:val="24"/>
           <w:szCs w:val="24"/>
           <w:lang w:val="ru-RU"/>
@@ -1960,6 +1631,7 @@
           <w:rFonts w:ascii="Times New Roman" w:hAnsi="Times New Roman" w:cs="Times New Roman"/>
           <w:sz w:val="24"/>
           <w:szCs w:val="24"/>
+          <w:highlight w:val="black"/>
           <w:lang w:val="ru-RU"/>
         </w:rPr>
         <w:t>4.</w:t>
@@ -1970,48 +1642,18 @@
           <w:b/>
           <w:sz w:val="24"/>
           <w:szCs w:val="24"/>
-          <w:lang w:val="ru-RU"/>
-        </w:rPr>
-        <w:t xml:space="preserve"> </w:t>
-      </w:r>
-      <w:r>
-        <w:rPr>
-          <w:rFonts w:ascii="Times New Roman" w:hAnsi="Times New Roman" w:cs="Times New Roman"/>
-          <w:b/>
-          <w:sz w:val="24"/>
-          <w:szCs w:val="24"/>
-          <w:lang w:val="ru-RU"/>
-        </w:rPr>
-        <w:t xml:space="preserve">Управление </w:t>
-      </w:r>
-      <w:proofErr w:type="gramStart"/>
-      <w:r>
-        <w:rPr>
-          <w:rFonts w:ascii="Times New Roman" w:hAnsi="Times New Roman" w:cs="Times New Roman"/>
-          <w:b/>
-          <w:sz w:val="24"/>
-          <w:szCs w:val="24"/>
-          <w:lang w:val="ru-RU"/>
-        </w:rPr>
-        <w:t>динамическими</w:t>
-      </w:r>
-      <w:proofErr w:type="gramEnd"/>
-      <w:r>
-        <w:rPr>
-          <w:rFonts w:ascii="Times New Roman" w:hAnsi="Times New Roman" w:cs="Times New Roman"/>
-          <w:b/>
-          <w:sz w:val="24"/>
-          <w:szCs w:val="24"/>
-          <w:lang w:val="ru-RU"/>
-        </w:rPr>
-        <w:t xml:space="preserve"> </w:t>
-      </w:r>
-      <w:r>
-        <w:rPr>
-          <w:rFonts w:ascii="Times New Roman" w:hAnsi="Times New Roman" w:cs="Times New Roman"/>
-          <w:b/>
-          <w:sz w:val="24"/>
-          <w:szCs w:val="24"/>
+          <w:highlight w:val="black"/>
+          <w:lang w:val="ru-RU"/>
+        </w:rPr>
+        <w:t xml:space="preserve"> Управление динамическими </w:t>
+      </w:r>
+      <w:r>
+        <w:rPr>
+          <w:rFonts w:ascii="Times New Roman" w:hAnsi="Times New Roman" w:cs="Times New Roman"/>
+          <w:b/>
+          <w:sz w:val="24"/>
+          <w:szCs w:val="24"/>
+          <w:highlight w:val="black"/>
           <w:lang w:val="en-US"/>
         </w:rPr>
         <w:t>DAC</w:t>
@@ -2023,7 +1665,6 @@
         <w:rPr>
           <w:rFonts w:ascii="Times New Roman" w:hAnsi="Times New Roman" w:cs="Times New Roman"/>
           <w:b/>
-          <w:color w:val="FF0000"/>
           <w:sz w:val="24"/>
           <w:szCs w:val="24"/>
           <w:lang w:val="ru-RU"/>
@@ -2048,28 +1689,8 @@
           <w:szCs w:val="24"/>
           <w:lang w:val="ru-RU"/>
         </w:rPr>
-        <w:t xml:space="preserve">    </w:t>
-      </w:r>
-      <w:r>
-        <w:rPr>
-          <w:rFonts w:ascii="Times New Roman" w:hAnsi="Times New Roman" w:cs="Times New Roman"/>
-          <w:sz w:val="24"/>
-          <w:szCs w:val="24"/>
-          <w:lang w:val="ru-RU"/>
-        </w:rPr>
-        <w:t xml:space="preserve">Управление </w:t>
-      </w:r>
-      <w:proofErr w:type="gramStart"/>
-      <w:r>
-        <w:rPr>
-          <w:rFonts w:ascii="Times New Roman" w:hAnsi="Times New Roman" w:cs="Times New Roman"/>
-          <w:sz w:val="24"/>
-          <w:szCs w:val="24"/>
-          <w:lang w:val="ru-RU"/>
-        </w:rPr>
-        <w:t>динамическими</w:t>
-      </w:r>
-      <w:proofErr w:type="gramEnd"/>
+        <w:t xml:space="preserve">    Управление динамическими</w:t>
+      </w:r>
       <w:r>
         <w:rPr>
           <w:rFonts w:ascii="Times New Roman" w:hAnsi="Times New Roman" w:cs="Times New Roman"/>
@@ -2126,22 +1747,12 @@
           <w:szCs w:val="24"/>
           <w:lang w:val="ru-RU"/>
         </w:rPr>
-        <w:t>контроллер</w:t>
-      </w:r>
-      <w:r>
-        <w:rPr>
-          <w:rFonts w:ascii="Times New Roman" w:hAnsi="Times New Roman" w:cs="Times New Roman"/>
-          <w:sz w:val="24"/>
-          <w:szCs w:val="24"/>
-          <w:lang w:val="ru-RU"/>
-        </w:rPr>
-        <w:t xml:space="preserve">ом </w:t>
-      </w:r>
-      <w:r>
-        <w:rPr>
-          <w:rFonts w:ascii="Times New Roman" w:hAnsi="Times New Roman" w:cs="Times New Roman"/>
-          <w:b/>
-          <w:color w:val="FF0000"/>
+        <w:t xml:space="preserve">контроллером </w:t>
+      </w:r>
+      <w:r>
+        <w:rPr>
+          <w:rFonts w:ascii="Times New Roman" w:hAnsi="Times New Roman" w:cs="Times New Roman"/>
+          <w:b/>
           <w:sz w:val="24"/>
           <w:szCs w:val="24"/>
           <w:lang w:val="en-US"/>
@@ -2152,7 +1763,6 @@
         <w:rPr>
           <w:rFonts w:ascii="Times New Roman" w:hAnsi="Times New Roman" w:cs="Times New Roman"/>
           <w:b/>
-          <w:color w:val="FF0000"/>
           <w:sz w:val="24"/>
           <w:szCs w:val="24"/>
           <w:lang w:val="ru-RU"/>
@@ -2163,7 +1773,6 @@
         <w:rPr>
           <w:rFonts w:ascii="Times New Roman" w:hAnsi="Times New Roman" w:cs="Times New Roman"/>
           <w:b/>
-          <w:color w:val="FF0000"/>
           <w:sz w:val="24"/>
           <w:szCs w:val="24"/>
           <w:lang w:val="en-US"/>
@@ -2174,7 +1783,6 @@
         <w:rPr>
           <w:rFonts w:ascii="Times New Roman" w:hAnsi="Times New Roman" w:cs="Times New Roman"/>
           <w:b/>
-          <w:color w:val="FF0000"/>
           <w:sz w:val="24"/>
           <w:szCs w:val="24"/>
           <w:lang w:val="ru-RU"/>
@@ -2185,7 +1793,6 @@
         <w:rPr>
           <w:rFonts w:ascii="Times New Roman" w:hAnsi="Times New Roman" w:cs="Times New Roman"/>
           <w:b/>
-          <w:color w:val="FF0000"/>
           <w:sz w:val="24"/>
           <w:szCs w:val="24"/>
           <w:lang w:val="en-US"/>
@@ -2211,16 +1818,7 @@
           <w:szCs w:val="24"/>
           <w:lang w:val="ru-RU"/>
         </w:rPr>
-        <w:t xml:space="preserve">через последовательный интерфейс. </w:t>
-      </w:r>
-      <w:r>
-        <w:rPr>
-          <w:rFonts w:ascii="Times New Roman" w:hAnsi="Times New Roman" w:cs="Times New Roman"/>
-          <w:sz w:val="24"/>
-          <w:szCs w:val="24"/>
-          <w:lang w:val="ru-RU"/>
-        </w:rPr>
-        <w:t>Используются следующие сигналы</w:t>
+        <w:t>через последовательный интерфейс. Используются следующие сигналы</w:t>
       </w:r>
       <w:r>
         <w:rPr>
@@ -2414,17 +2012,7 @@
           <w:szCs w:val="24"/>
           <w:lang w:val="ru-RU"/>
         </w:rPr>
-        <w:t xml:space="preserve">.16 -  </w:t>
-      </w:r>
-      <w:r>
-        <w:rPr>
-          <w:rFonts w:ascii="Times New Roman" w:hAnsi="Times New Roman" w:cs="Times New Roman"/>
-          <w:b/>
-          <w:sz w:val="24"/>
-          <w:szCs w:val="24"/>
-          <w:lang w:val="ru-RU"/>
-        </w:rPr>
-        <w:t xml:space="preserve">(ранее использовался </w:t>
+        <w:t xml:space="preserve">.16 -  (ранее использовался </w:t>
       </w:r>
       <w:r>
         <w:rPr>
@@ -2598,17 +2186,7 @@
           <w:szCs w:val="24"/>
           <w:lang w:val="ru-RU"/>
         </w:rPr>
-        <w:t xml:space="preserve">  </w:t>
-      </w:r>
-      <w:r>
-        <w:rPr>
-          <w:rFonts w:ascii="Times New Roman" w:hAnsi="Times New Roman" w:cs="Times New Roman"/>
-          <w:b/>
-          <w:sz w:val="24"/>
-          <w:szCs w:val="24"/>
-          <w:lang w:val="ru-RU"/>
-        </w:rPr>
-        <w:t xml:space="preserve">- </w:t>
+        <w:t xml:space="preserve">  - </w:t>
       </w:r>
       <w:r>
         <w:rPr>
@@ -2668,17 +2246,7 @@
           <w:szCs w:val="24"/>
           <w:lang w:val="ru-RU"/>
         </w:rPr>
-        <w:t>.31</w:t>
-      </w:r>
-      <w:r>
-        <w:rPr>
-          <w:rFonts w:ascii="Times New Roman" w:hAnsi="Times New Roman" w:cs="Times New Roman"/>
-          <w:b/>
-          <w:sz w:val="24"/>
-          <w:szCs w:val="24"/>
-          <w:lang w:val="ru-RU"/>
-        </w:rPr>
-        <w:t xml:space="preserve"> – выбор динамического </w:t>
+        <w:t xml:space="preserve">.31 – выбор динамического </w:t>
       </w:r>
       <w:r>
         <w:rPr>
@@ -2698,27 +2266,7 @@
           <w:szCs w:val="24"/>
           <w:lang w:val="ru-RU"/>
         </w:rPr>
-        <w:t xml:space="preserve"> </w:t>
-      </w:r>
-      <w:r>
-        <w:rPr>
-          <w:rFonts w:ascii="Times New Roman" w:hAnsi="Times New Roman" w:cs="Times New Roman"/>
-          <w:b/>
-          <w:sz w:val="24"/>
-          <w:szCs w:val="24"/>
-          <w:lang w:val="ru-RU"/>
-        </w:rPr>
-        <w:t>формирователя развертки</w:t>
-      </w:r>
-      <w:r>
-        <w:rPr>
-          <w:rFonts w:ascii="Times New Roman" w:hAnsi="Times New Roman" w:cs="Times New Roman"/>
-          <w:b/>
-          <w:sz w:val="24"/>
-          <w:szCs w:val="24"/>
-          <w:lang w:val="ru-RU"/>
-        </w:rPr>
-        <w:t>;</w:t>
+        <w:t xml:space="preserve"> формирователя развертки;</w:t>
       </w:r>
     </w:p>
     <w:p>
@@ -2739,7 +2287,77 @@
           <w:szCs w:val="24"/>
           <w:lang w:val="ru-RU"/>
         </w:rPr>
-        <w:t xml:space="preserve"> - </w:t>
+        <w:t xml:space="preserve"> -  </w:t>
+      </w:r>
+      <w:r>
+        <w:rPr>
+          <w:rFonts w:ascii="Times New Roman" w:hAnsi="Times New Roman" w:cs="Times New Roman"/>
+          <w:b/>
+          <w:sz w:val="24"/>
+          <w:szCs w:val="24"/>
+          <w:lang w:val="en-US"/>
+        </w:rPr>
+        <w:t>EN</w:t>
+      </w:r>
+      <w:r>
+        <w:rPr>
+          <w:rFonts w:ascii="Times New Roman" w:hAnsi="Times New Roman" w:cs="Times New Roman"/>
+          <w:b/>
+          <w:sz w:val="24"/>
+          <w:szCs w:val="24"/>
+          <w:lang w:val="ru-RU"/>
+        </w:rPr>
+        <w:t>_</w:t>
+      </w:r>
+      <w:r>
+        <w:rPr>
+          <w:rFonts w:ascii="Times New Roman" w:hAnsi="Times New Roman" w:cs="Times New Roman"/>
+          <w:b/>
+          <w:sz w:val="24"/>
+          <w:szCs w:val="24"/>
+          <w:lang w:val="en-US"/>
+        </w:rPr>
+        <w:t>DD</w:t>
+      </w:r>
+      <w:r>
+        <w:rPr>
+          <w:rFonts w:ascii="Times New Roman" w:hAnsi="Times New Roman" w:cs="Times New Roman"/>
+          <w:b/>
+          <w:sz w:val="24"/>
+          <w:szCs w:val="24"/>
+          <w:lang w:val="ru-RU"/>
+        </w:rPr>
+        <w:t xml:space="preserve">2 -  </w:t>
+      </w:r>
+      <w:r>
+        <w:rPr>
+          <w:rFonts w:ascii="Times New Roman" w:hAnsi="Times New Roman" w:cs="Times New Roman"/>
+          <w:b/>
+          <w:sz w:val="24"/>
+          <w:szCs w:val="24"/>
+          <w:lang w:val="en-US"/>
+        </w:rPr>
+        <w:t>pin</w:t>
+      </w:r>
+      <w:r>
+        <w:rPr>
+          <w:rFonts w:ascii="Times New Roman" w:hAnsi="Times New Roman" w:cs="Times New Roman"/>
+          <w:b/>
+          <w:sz w:val="24"/>
+          <w:szCs w:val="24"/>
+          <w:lang w:val="ru-RU"/>
+        </w:rPr>
+        <w:t xml:space="preserve">.35 -  выбор динамического </w:t>
+      </w:r>
+      <w:r>
+        <w:rPr>
+          <w:rFonts w:ascii="Times New Roman" w:hAnsi="Times New Roman" w:cs="Times New Roman"/>
+          <w:b/>
+          <w:sz w:val="24"/>
+          <w:szCs w:val="24"/>
+          <w:lang w:val="en-US"/>
+        </w:rPr>
+        <w:t>DAC</w:t>
       </w:r>
       <w:r>
         <w:rPr>
@@ -2754,87 +2372,6 @@
       <w:r>
         <w:rPr>
           <w:rFonts w:ascii="Times New Roman" w:hAnsi="Times New Roman" w:cs="Times New Roman"/>
-          <w:b/>
-          <w:sz w:val="24"/>
-          <w:szCs w:val="24"/>
-          <w:lang w:val="en-US"/>
-        </w:rPr>
-        <w:t>EN</w:t>
-      </w:r>
-      <w:r>
-        <w:rPr>
-          <w:rFonts w:ascii="Times New Roman" w:hAnsi="Times New Roman" w:cs="Times New Roman"/>
-          <w:b/>
-          <w:sz w:val="24"/>
-          <w:szCs w:val="24"/>
-          <w:lang w:val="ru-RU"/>
-        </w:rPr>
-        <w:t>_</w:t>
-      </w:r>
-      <w:r>
-        <w:rPr>
-          <w:rFonts w:ascii="Times New Roman" w:hAnsi="Times New Roman" w:cs="Times New Roman"/>
-          <w:b/>
-          <w:sz w:val="24"/>
-          <w:szCs w:val="24"/>
-          <w:lang w:val="en-US"/>
-        </w:rPr>
-        <w:t>DD</w:t>
-      </w:r>
-      <w:r>
-        <w:rPr>
-          <w:rFonts w:ascii="Times New Roman" w:hAnsi="Times New Roman" w:cs="Times New Roman"/>
-          <w:b/>
-          <w:sz w:val="24"/>
-          <w:szCs w:val="24"/>
-          <w:lang w:val="ru-RU"/>
-        </w:rPr>
-        <w:t xml:space="preserve">2 -  </w:t>
-      </w:r>
-      <w:r>
-        <w:rPr>
-          <w:rFonts w:ascii="Times New Roman" w:hAnsi="Times New Roman" w:cs="Times New Roman"/>
-          <w:b/>
-          <w:sz w:val="24"/>
-          <w:szCs w:val="24"/>
-          <w:lang w:val="en-US"/>
-        </w:rPr>
-        <w:t>pin</w:t>
-      </w:r>
-      <w:r>
-        <w:rPr>
-          <w:rFonts w:ascii="Times New Roman" w:hAnsi="Times New Roman" w:cs="Times New Roman"/>
-          <w:b/>
-          <w:sz w:val="24"/>
-          <w:szCs w:val="24"/>
-          <w:lang w:val="ru-RU"/>
-        </w:rPr>
-        <w:t xml:space="preserve">.35 -  </w:t>
-      </w:r>
-      <w:r>
-        <w:rPr>
-          <w:rFonts w:ascii="Times New Roman" w:hAnsi="Times New Roman" w:cs="Times New Roman"/>
-          <w:b/>
-          <w:sz w:val="24"/>
-          <w:szCs w:val="24"/>
-          <w:lang w:val="ru-RU"/>
-        </w:rPr>
-        <w:t xml:space="preserve">выбор динамического </w:t>
-      </w:r>
-      <w:r>
-        <w:rPr>
-          <w:rFonts w:ascii="Times New Roman" w:hAnsi="Times New Roman" w:cs="Times New Roman"/>
-          <w:b/>
-          <w:sz w:val="24"/>
-          <w:szCs w:val="24"/>
-          <w:lang w:val="en-US"/>
-        </w:rPr>
-        <w:t>DAC</w:t>
-      </w:r>
-      <w:r>
-        <w:rPr>
-          <w:rFonts w:ascii="Times New Roman" w:hAnsi="Times New Roman" w:cs="Times New Roman"/>
-          <w:b/>
           <w:sz w:val="24"/>
           <w:szCs w:val="24"/>
           <w:lang w:val="ru-RU"/>
@@ -2848,15 +2385,6 @@
           <w:szCs w:val="24"/>
           <w:lang w:val="ru-RU"/>
         </w:rPr>
-        <w:t xml:space="preserve"> </w:t>
-      </w:r>
-      <w:r>
-        <w:rPr>
-          <w:rFonts w:ascii="Times New Roman" w:hAnsi="Times New Roman" w:cs="Times New Roman"/>
-          <w:sz w:val="24"/>
-          <w:szCs w:val="24"/>
-          <w:lang w:val="ru-RU"/>
-        </w:rPr>
         <w:t>и</w:t>
       </w:r>
       <w:r>
@@ -2866,34 +2394,7 @@
           <w:szCs w:val="24"/>
           <w:lang w:val="ru-RU"/>
         </w:rPr>
-        <w:t>сточник</w:t>
-      </w:r>
-      <w:r>
-        <w:rPr>
-          <w:rFonts w:ascii="Times New Roman" w:hAnsi="Times New Roman" w:cs="Times New Roman"/>
-          <w:sz w:val="24"/>
-          <w:szCs w:val="24"/>
-          <w:lang w:val="ru-RU"/>
-        </w:rPr>
-        <w:t>а</w:t>
-      </w:r>
-      <w:r>
-        <w:rPr>
-          <w:rFonts w:ascii="Times New Roman" w:hAnsi="Times New Roman" w:cs="Times New Roman"/>
-          <w:sz w:val="24"/>
-          <w:szCs w:val="24"/>
-          <w:lang w:val="ru-RU"/>
-        </w:rPr>
-        <w:t xml:space="preserve"> 50 В</w:t>
-      </w:r>
-      <w:r>
-        <w:rPr>
-          <w:rFonts w:ascii="Times New Roman" w:hAnsi="Times New Roman" w:cs="Times New Roman"/>
-          <w:sz w:val="24"/>
-          <w:szCs w:val="24"/>
-          <w:lang w:val="ru-RU"/>
-        </w:rPr>
-        <w:t>.</w:t>
+        <w:t>сточника 50 В.</w:t>
       </w:r>
     </w:p>
     <w:p>
@@ -2929,6 +2430,7 @@
           <w:rFonts w:ascii="Times New Roman" w:hAnsi="Times New Roman" w:cs="Times New Roman"/>
           <w:sz w:val="24"/>
           <w:szCs w:val="24"/>
+          <w:highlight w:val="black"/>
           <w:lang w:val="ru-RU"/>
         </w:rPr>
         <w:t xml:space="preserve">Назначение остальных </w:t>
@@ -2938,6 +2440,7 @@
           <w:rFonts w:ascii="Times New Roman" w:hAnsi="Times New Roman" w:cs="Times New Roman"/>
           <w:sz w:val="24"/>
           <w:szCs w:val="24"/>
+          <w:highlight w:val="black"/>
           <w:lang w:val="en-US"/>
         </w:rPr>
         <w:t>pin</w:t>
@@ -2947,17 +2450,18 @@
           <w:rFonts w:ascii="Times New Roman" w:hAnsi="Times New Roman" w:cs="Times New Roman"/>
           <w:sz w:val="24"/>
           <w:szCs w:val="24"/>
+          <w:highlight w:val="black"/>
           <w:lang w:val="ru-RU"/>
         </w:rPr>
         <w:t xml:space="preserve">. </w:t>
       </w:r>
-      <w:proofErr w:type="gramStart"/>
-      <w:r>
-        <w:rPr>
-          <w:rFonts w:ascii="Times New Roman" w:hAnsi="Times New Roman" w:cs="Times New Roman"/>
-          <w:b/>
-          <w:sz w:val="24"/>
-          <w:szCs w:val="24"/>
+      <w:r>
+        <w:rPr>
+          <w:rFonts w:ascii="Times New Roman" w:hAnsi="Times New Roman" w:cs="Times New Roman"/>
+          <w:b/>
+          <w:sz w:val="24"/>
+          <w:szCs w:val="24"/>
+          <w:highlight w:val="black"/>
           <w:lang w:val="en-US"/>
         </w:rPr>
         <w:t>STM</w:t>
@@ -2968,6 +2472,7 @@
           <w:b/>
           <w:sz w:val="24"/>
           <w:szCs w:val="24"/>
+          <w:highlight w:val="black"/>
           <w:lang w:val="ru-RU"/>
         </w:rPr>
         <w:t>32</w:t>
@@ -2978,6 +2483,7 @@
           <w:b/>
           <w:sz w:val="24"/>
           <w:szCs w:val="24"/>
+          <w:highlight w:val="black"/>
           <w:lang w:val="en-US"/>
         </w:rPr>
         <w:t>F</w:t>
@@ -2988,6 +2494,7 @@
           <w:b/>
           <w:sz w:val="24"/>
           <w:szCs w:val="24"/>
+          <w:highlight w:val="black"/>
           <w:lang w:val="ru-RU"/>
         </w:rPr>
         <w:t xml:space="preserve">4 </w:t>
@@ -2997,20 +2504,11 @@
           <w:rFonts w:ascii="Times New Roman" w:hAnsi="Times New Roman" w:cs="Times New Roman"/>
           <w:sz w:val="24"/>
           <w:szCs w:val="24"/>
-          <w:lang w:val="ru-RU"/>
-        </w:rPr>
-        <w:t>не изменилось</w:t>
-      </w:r>
-      <w:r>
-        <w:rPr>
-          <w:rFonts w:ascii="Times New Roman" w:hAnsi="Times New Roman" w:cs="Times New Roman"/>
-          <w:sz w:val="24"/>
-          <w:szCs w:val="24"/>
-          <w:lang w:val="ru-RU"/>
-        </w:rPr>
-        <w:t>.</w:t>
-      </w:r>
-      <w:proofErr w:type="gramEnd"/>
+          <w:highlight w:val="black"/>
+          <w:lang w:val="ru-RU"/>
+        </w:rPr>
+        <w:t>не изменилось.</w:t>
+      </w:r>
       <w:r>
         <w:rPr>
           <w:rFonts w:ascii="Times New Roman" w:hAnsi="Times New Roman" w:cs="Times New Roman"/>
@@ -3032,8 +2530,8 @@
 </file>
 
 <file path=word/numbering.xml><?xml version="1.0" encoding="utf-8"?>
-<w:numbering xmlns:ve="http://schemas.openxmlformats.org/markup-compatibility/2006" xmlns:o="urn:schemas-microsoft-com:office:office" xmlns:r="http://schemas.openxmlformats.org/officeDocument/2006/relationships" xmlns:m="http://schemas.openxmlformats.org/officeDocument/2006/math" xmlns:v="urn:schemas-microsoft-com:vml" xmlns:wp="http://schemas.openxmlformats.org/drawingml/2006/wordprocessingDrawing" xmlns:w10="urn:schemas-microsoft-com:office:word" xmlns:w="http://schemas.openxmlformats.org/wordprocessingml/2006/main" xmlns:wne="http://schemas.microsoft.com/office/word/2006/wordml">
-  <w:abstractNum w:abstractNumId="0">
+<w:numbering xmlns:wpc="http://schemas.microsoft.com/office/word/2010/wordprocessingCanvas" xmlns:cx="http://schemas.microsoft.com/office/drawing/2014/chartex" xmlns:cx1="http://schemas.microsoft.com/office/drawing/2015/9/8/chartex" xmlns:cx2="http://schemas.microsoft.com/office/drawing/2015/10/21/chartex" xmlns:cx3="http://schemas.microsoft.com/office/drawing/2016/5/9/chartex" xmlns:cx4="http://schemas.microsoft.com/office/drawing/2016/5/10/chartex" xmlns:cx5="http://schemas.microsoft.com/office/drawing/2016/5/11/chartex" xmlns:cx6="http://schemas.microsoft.com/office/drawing/2016/5/12/chartex" xmlns:cx7="http://schemas.microsoft.com/office/drawing/2016/5/13/chartex" xmlns:cx8="http://schemas.microsoft.com/office/drawing/2016/5/14/chartex" xmlns:mc="http://schemas.openxmlformats.org/markup-compatibility/2006" xmlns:aink="http://schemas.microsoft.com/office/drawing/2016/ink" xmlns:am3d="http://schemas.microsoft.com/office/drawing/2017/model3d" xmlns:o="urn:schemas-microsoft-com:office:office" xmlns:r="http://schemas.openxmlformats.org/officeDocument/2006/relationships" xmlns:m="http://schemas.openxmlformats.org/officeDocument/2006/math" xmlns:v="urn:schemas-microsoft-com:vml" xmlns:wp14="http://schemas.microsoft.com/office/word/2010/wordprocessingDrawing" xmlns:wp="http://schemas.openxmlformats.org/drawingml/2006/wordprocessingDrawing" xmlns:w10="urn:schemas-microsoft-com:office:word" xmlns:w="http://schemas.openxmlformats.org/wordprocessingml/2006/main" xmlns:w14="http://schemas.microsoft.com/office/word/2010/wordml" xmlns:w15="http://schemas.microsoft.com/office/word/2012/wordml" xmlns:w16cex="http://schemas.microsoft.com/office/word/2018/wordml/cex" xmlns:w16cid="http://schemas.microsoft.com/office/word/2016/wordml/cid" xmlns:w16="http://schemas.microsoft.com/office/word/2018/wordml" xmlns:w16sdtdh="http://schemas.microsoft.com/office/word/2020/wordml/sdtdatahash" xmlns:w16se="http://schemas.microsoft.com/office/word/2015/wordml/symex" xmlns:wpg="http://schemas.microsoft.com/office/word/2010/wordprocessingGroup" xmlns:wpi="http://schemas.microsoft.com/office/word/2010/wordprocessingInk" xmlns:wne="http://schemas.microsoft.com/office/word/2006/wordml" xmlns:wps="http://schemas.microsoft.com/office/word/2010/wordprocessingShape" mc:Ignorable="w14 w15 w16se w16cid w16 w16cex w16sdtdh wp14">
+  <w:abstractNum w:abstractNumId="0" w15:restartNumberingAfterBreak="0">
     <w:nsid w:val="094C65C2"/>
     <w:multiLevelType w:val="hybridMultilevel"/>
     <w:tmpl w:val="088C5468"/>
@@ -3122,7 +2620,7 @@
       </w:pPr>
     </w:lvl>
   </w:abstractNum>
-  <w:abstractNum w:abstractNumId="1">
+  <w:abstractNum w:abstractNumId="1" w15:restartNumberingAfterBreak="0">
     <w:nsid w:val="1ED80254"/>
     <w:multiLevelType w:val="hybridMultilevel"/>
     <w:tmpl w:val="6BA065C8"/>
@@ -3221,7 +2719,7 @@
 </file>
 
 <file path=word/styles.xml><?xml version="1.0" encoding="utf-8"?>
-<w:styles xmlns:r="http://schemas.openxmlformats.org/officeDocument/2006/relationships" xmlns:w="http://schemas.openxmlformats.org/wordprocessingml/2006/main">
+<w:styles xmlns:mc="http://schemas.openxmlformats.org/markup-compatibility/2006" xmlns:r="http://schemas.openxmlformats.org/officeDocument/2006/relationships" xmlns:w="http://schemas.openxmlformats.org/wordprocessingml/2006/main" xmlns:w14="http://schemas.microsoft.com/office/word/2010/wordml" xmlns:w15="http://schemas.microsoft.com/office/word/2012/wordml" xmlns:w16cex="http://schemas.microsoft.com/office/word/2018/wordml/cex" xmlns:w16cid="http://schemas.microsoft.com/office/word/2016/wordml/cid" xmlns:w16="http://schemas.microsoft.com/office/word/2018/wordml" xmlns:w16sdtdh="http://schemas.microsoft.com/office/word/2020/wordml/sdtdatahash" xmlns:w16se="http://schemas.microsoft.com/office/word/2015/wordml/symex" mc:Ignorable="w14 w15 w16se w16cid w16 w16cex w16sdtdh">
   <w:docDefaults>
     <w:rPrDefault>
       <w:rPr>
@@ -3237,144 +2735,383 @@
       </w:pPr>
     </w:pPrDefault>
   </w:docDefaults>
-  <w:latentStyles w:defLockedState="0" w:defUIPriority="99" w:defSemiHidden="1" w:defUnhideWhenUsed="1" w:defQFormat="0" w:count="267">
-    <w:lsdException w:name="Normal" w:semiHidden="0" w:uiPriority="0" w:unhideWhenUsed="0" w:qFormat="1"/>
-    <w:lsdException w:name="heading 1" w:semiHidden="0" w:uiPriority="9" w:unhideWhenUsed="0" w:qFormat="1"/>
-    <w:lsdException w:name="heading 2" w:uiPriority="9" w:qFormat="1"/>
-    <w:lsdException w:name="heading 3" w:uiPriority="9" w:qFormat="1"/>
-    <w:lsdException w:name="heading 4" w:uiPriority="9" w:qFormat="1"/>
-    <w:lsdException w:name="heading 5" w:uiPriority="9" w:qFormat="1"/>
-    <w:lsdException w:name="heading 6" w:uiPriority="9" w:qFormat="1"/>
-    <w:lsdException w:name="heading 7" w:uiPriority="9" w:qFormat="1"/>
-    <w:lsdException w:name="heading 8" w:uiPriority="9" w:qFormat="1"/>
-    <w:lsdException w:name="heading 9" w:uiPriority="9" w:qFormat="1"/>
-    <w:lsdException w:name="toc 1" w:uiPriority="39"/>
-    <w:lsdException w:name="toc 2" w:uiPriority="39"/>
-    <w:lsdException w:name="toc 3" w:uiPriority="39"/>
-    <w:lsdException w:name="toc 4" w:uiPriority="39"/>
-    <w:lsdException w:name="toc 5" w:uiPriority="39"/>
-    <w:lsdException w:name="toc 6" w:uiPriority="39"/>
-    <w:lsdException w:name="toc 7" w:uiPriority="39"/>
-    <w:lsdException w:name="toc 8" w:uiPriority="39"/>
-    <w:lsdException w:name="toc 9" w:uiPriority="39"/>
-    <w:lsdException w:name="caption" w:uiPriority="35" w:qFormat="1"/>
-    <w:lsdException w:name="Title" w:semiHidden="0" w:uiPriority="10" w:unhideWhenUsed="0" w:qFormat="1"/>
-    <w:lsdException w:name="Default Paragraph Font" w:uiPriority="1"/>
-    <w:lsdException w:name="Subtitle" w:semiHidden="0" w:uiPriority="11" w:unhideWhenUsed="0" w:qFormat="1"/>
-    <w:lsdException w:name="Strong" w:semiHidden="0" w:uiPriority="22" w:unhideWhenUsed="0" w:qFormat="1"/>
-    <w:lsdException w:name="Emphasis" w:semiHidden="0" w:uiPriority="20" w:unhideWhenUsed="0" w:qFormat="1"/>
-    <w:lsdException w:name="Table Grid" w:semiHidden="0" w:uiPriority="39" w:unhideWhenUsed="0"/>
-    <w:lsdException w:name="Placeholder Text" w:unhideWhenUsed="0"/>
-    <w:lsdException w:name="No Spacing" w:semiHidden="0" w:uiPriority="1" w:unhideWhenUsed="0" w:qFormat="1"/>
-    <w:lsdException w:name="Light Shading" w:semiHidden="0" w:uiPriority="60" w:unhideWhenUsed="0"/>
-    <w:lsdException w:name="Light List" w:semiHidden="0" w:uiPriority="61" w:unhideWhenUsed="0"/>
-    <w:lsdException w:name="Light Grid" w:semiHidden="0" w:uiPriority="62" w:unhideWhenUsed="0"/>
-    <w:lsdException w:name="Medium Shading 1" w:semiHidden="0" w:uiPriority="63" w:unhideWhenUsed="0"/>
-    <w:lsdException w:name="Medium Shading 2" w:semiHidden="0" w:uiPriority="64" w:unhideWhenUsed="0"/>
-    <w:lsdException w:name="Medium List 1" w:semiHidden="0" w:uiPriority="65" w:unhideWhenUsed="0"/>
-    <w:lsdException w:name="Medium List 2" w:semiHidden="0" w:uiPriority="66" w:unhideWhenUsed="0"/>
-    <w:lsdException w:name="Medium Grid 1" w:semiHidden="0" w:uiPriority="67" w:unhideWhenUsed="0"/>
-    <w:lsdException w:name="Medium Grid 2" w:semiHidden="0" w:uiPriority="68" w:unhideWhenUsed="0"/>
-    <w:lsdException w:name="Medium Grid 3" w:semiHidden="0" w:uiPriority="69" w:unhideWhenUsed="0"/>
-    <w:lsdException w:name="Dark List" w:semiHidden="0" w:uiPriority="70" w:unhideWhenUsed="0"/>
-    <w:lsdException w:name="Colorful Shading" w:semiHidden="0" w:uiPriority="71" w:unhideWhenUsed="0"/>
-    <w:lsdException w:name="Colorful List" w:semiHidden="0" w:uiPriority="72" w:unhideWhenUsed="0"/>
-    <w:lsdException w:name="Colorful Grid" w:semiHidden="0" w:uiPriority="73" w:unhideWhenUsed="0"/>
-    <w:lsdException w:name="Light Shading Accent 1" w:semiHidden="0" w:uiPriority="60" w:unhideWhenUsed="0"/>
-    <w:lsdException w:name="Light List Accent 1" w:semiHidden="0" w:uiPriority="61" w:unhideWhenUsed="0"/>
-    <w:lsdException w:name="Light Grid Accent 1" w:semiHidden="0" w:uiPriority="62" w:unhideWhenUsed="0"/>
-    <w:lsdException w:name="Medium Shading 1 Accent 1" w:semiHidden="0" w:uiPriority="63" w:unhideWhenUsed="0"/>
-    <w:lsdException w:name="Medium Shading 2 Accent 1" w:semiHidden="0" w:uiPriority="64" w:unhideWhenUsed="0"/>
-    <w:lsdException w:name="Medium List 1 Accent 1" w:semiHidden="0" w:uiPriority="65" w:unhideWhenUsed="0"/>
-    <w:lsdException w:name="Revision" w:unhideWhenUsed="0"/>
-    <w:lsdException w:name="List Paragraph" w:semiHidden="0" w:uiPriority="34" w:unhideWhenUsed="0" w:qFormat="1"/>
-    <w:lsdException w:name="Quote" w:semiHidden="0" w:uiPriority="29" w:unhideWhenUsed="0" w:qFormat="1"/>
-    <w:lsdException w:name="Intense Quote" w:semiHidden="0" w:uiPriority="30" w:unhideWhenUsed="0" w:qFormat="1"/>
-    <w:lsdException w:name="Medium List 2 Accent 1" w:semiHidden="0" w:uiPriority="66" w:unhideWhenUsed="0"/>
-    <w:lsdException w:name="Medium Grid 1 Accent 1" w:semiHidden="0" w:uiPriority="67" w:unhideWhenUsed="0"/>
-    <w:lsdException w:name="Medium Grid 2 Accent 1" w:semiHidden="0" w:uiPriority="68" w:unhideWhenUsed="0"/>
-    <w:lsdException w:name="Medium Grid 3 Accent 1" w:semiHidden="0" w:uiPriority="69" w:unhideWhenUsed="0"/>
-    <w:lsdException w:name="Dark List Accent 1" w:semiHidden="0" w:uiPriority="70" w:unhideWhenUsed="0"/>
-    <w:lsdException w:name="Colorful Shading Accent 1" w:semiHidden="0" w:uiPriority="71" w:unhideWhenUsed="0"/>
-    <w:lsdException w:name="Colorful List Accent 1" w:semiHidden="0" w:uiPriority="72" w:unhideWhenUsed="0"/>
-    <w:lsdException w:name="Colorful Grid Accent 1" w:semiHidden="0" w:uiPriority="73" w:unhideWhenUsed="0"/>
-    <w:lsdException w:name="Light Shading Accent 2" w:semiHidden="0" w:uiPriority="60" w:unhideWhenUsed="0"/>
-    <w:lsdException w:name="Light List Accent 2" w:semiHidden="0" w:uiPriority="61" w:unhideWhenUsed="0"/>
-    <w:lsdException w:name="Light Grid Accent 2" w:semiHidden="0" w:uiPriority="62" w:unhideWhenUsed="0"/>
-    <w:lsdException w:name="Medium Shading 1 Accent 2" w:semiHidden="0" w:uiPriority="63" w:unhideWhenUsed="0"/>
-    <w:lsdException w:name="Medium Shading 2 Accent 2" w:semiHidden="0" w:uiPriority="64" w:unhideWhenUsed="0"/>
-    <w:lsdException w:name="Medium List 1 Accent 2" w:semiHidden="0" w:uiPriority="65" w:unhideWhenUsed="0"/>
-    <w:lsdException w:name="Medium List 2 Accent 2" w:semiHidden="0" w:uiPriority="66" w:unhideWhenUsed="0"/>
-    <w:lsdException w:name="Medium Grid 1 Accent 2" w:semiHidden="0" w:uiPriority="67" w:unhideWhenUsed="0"/>
-    <w:lsdException w:name="Medium Grid 2 Accent 2" w:semiHidden="0" w:uiPriority="68" w:unhideWhenUsed="0"/>
-    <w:lsdException w:name="Medium Grid 3 Accent 2" w:semiHidden="0" w:uiPriority="69" w:unhideWhenUsed="0"/>
-    <w:lsdException w:name="Dark List Accent 2" w:semiHidden="0" w:uiPriority="70" w:unhideWhenUsed="0"/>
-    <w:lsdException w:name="Colorful Shading Accent 2" w:semiHidden="0" w:uiPriority="71" w:unhideWhenUsed="0"/>
-    <w:lsdException w:name="Colorful List Accent 2" w:semiHidden="0" w:uiPriority="72" w:unhideWhenUsed="0"/>
-    <w:lsdException w:name="Colorful Grid Accent 2" w:semiHidden="0" w:uiPriority="73" w:unhideWhenUsed="0"/>
-    <w:lsdException w:name="Light Shading Accent 3" w:semiHidden="0" w:uiPriority="60" w:unhideWhenUsed="0"/>
-    <w:lsdException w:name="Light List Accent 3" w:semiHidden="0" w:uiPriority="61" w:unhideWhenUsed="0"/>
-    <w:lsdException w:name="Light Grid Accent 3" w:semiHidden="0" w:uiPriority="62" w:unhideWhenUsed="0"/>
-    <w:lsdException w:name="Medium Shading 1 Accent 3" w:semiHidden="0" w:uiPriority="63" w:unhideWhenUsed="0"/>
-    <w:lsdException w:name="Medium Shading 2 Accent 3" w:semiHidden="0" w:uiPriority="64" w:unhideWhenUsed="0"/>
-    <w:lsdException w:name="Medium List 1 Accent 3" w:semiHidden="0" w:uiPriority="65" w:unhideWhenUsed="0"/>
-    <w:lsdException w:name="Medium List 2 Accent 3" w:semiHidden="0" w:uiPriority="66" w:unhideWhenUsed="0"/>
-    <w:lsdException w:name="Medium Grid 1 Accent 3" w:semiHidden="0" w:uiPriority="67" w:unhideWhenUsed="0"/>
-    <w:lsdException w:name="Medium Grid 2 Accent 3" w:semiHidden="0" w:uiPriority="68" w:unhideWhenUsed="0"/>
-    <w:lsdException w:name="Medium Grid 3 Accent 3" w:semiHidden="0" w:uiPriority="69" w:unhideWhenUsed="0"/>
-    <w:lsdException w:name="Dark List Accent 3" w:semiHidden="0" w:uiPriority="70" w:unhideWhenUsed="0"/>
-    <w:lsdException w:name="Colorful Shading Accent 3" w:semiHidden="0" w:uiPriority="71" w:unhideWhenUsed="0"/>
-    <w:lsdException w:name="Colorful List Accent 3" w:semiHidden="0" w:uiPriority="72" w:unhideWhenUsed="0"/>
-    <w:lsdException w:name="Colorful Grid Accent 3" w:semiHidden="0" w:uiPriority="73" w:unhideWhenUsed="0"/>
-    <w:lsdException w:name="Light Shading Accent 4" w:semiHidden="0" w:uiPriority="60" w:unhideWhenUsed="0"/>
-    <w:lsdException w:name="Light List Accent 4" w:semiHidden="0" w:uiPriority="61" w:unhideWhenUsed="0"/>
-    <w:lsdException w:name="Light Grid Accent 4" w:semiHidden="0" w:uiPriority="62" w:unhideWhenUsed="0"/>
-    <w:lsdException w:name="Medium Shading 1 Accent 4" w:semiHidden="0" w:uiPriority="63" w:unhideWhenUsed="0"/>
-    <w:lsdException w:name="Medium Shading 2 Accent 4" w:semiHidden="0" w:uiPriority="64" w:unhideWhenUsed="0"/>
-    <w:lsdException w:name="Medium List 1 Accent 4" w:semiHidden="0" w:uiPriority="65" w:unhideWhenUsed="0"/>
-    <w:lsdException w:name="Medium List 2 Accent 4" w:semiHidden="0" w:uiPriority="66" w:unhideWhenUsed="0"/>
-    <w:lsdException w:name="Medium Grid 1 Accent 4" w:semiHidden="0" w:uiPriority="67" w:unhideWhenUsed="0"/>
-    <w:lsdException w:name="Medium Grid 2 Accent 4" w:semiHidden="0" w:uiPriority="68" w:unhideWhenUsed="0"/>
-    <w:lsdException w:name="Medium Grid 3 Accent 4" w:semiHidden="0" w:uiPriority="69" w:unhideWhenUsed="0"/>
-    <w:lsdException w:name="Dark List Accent 4" w:semiHidden="0" w:uiPriority="70" w:unhideWhenUsed="0"/>
-    <w:lsdException w:name="Colorful Shading Accent 4" w:semiHidden="0" w:uiPriority="71" w:unhideWhenUsed="0"/>
-    <w:lsdException w:name="Colorful List Accent 4" w:semiHidden="0" w:uiPriority="72" w:unhideWhenUsed="0"/>
-    <w:lsdException w:name="Colorful Grid Accent 4" w:semiHidden="0" w:uiPriority="73" w:unhideWhenUsed="0"/>
-    <w:lsdException w:name="Light Shading Accent 5" w:semiHidden="0" w:uiPriority="60" w:unhideWhenUsed="0"/>
-    <w:lsdException w:name="Light List Accent 5" w:semiHidden="0" w:uiPriority="61" w:unhideWhenUsed="0"/>
-    <w:lsdException w:name="Light Grid Accent 5" w:semiHidden="0" w:uiPriority="62" w:unhideWhenUsed="0"/>
-    <w:lsdException w:name="Medium Shading 1 Accent 5" w:semiHidden="0" w:uiPriority="63" w:unhideWhenUsed="0"/>
-    <w:lsdException w:name="Medium Shading 2 Accent 5" w:semiHidden="0" w:uiPriority="64" w:unhideWhenUsed="0"/>
-    <w:lsdException w:name="Medium List 1 Accent 5" w:semiHidden="0" w:uiPriority="65" w:unhideWhenUsed="0"/>
-    <w:lsdException w:name="Medium List 2 Accent 5" w:semiHidden="0" w:uiPriority="66" w:unhideWhenUsed="0"/>
-    <w:lsdException w:name="Medium Grid 1 Accent 5" w:semiHidden="0" w:uiPriority="67" w:unhideWhenUsed="0"/>
-    <w:lsdException w:name="Medium Grid 2 Accent 5" w:semiHidden="0" w:uiPriority="68" w:unhideWhenUsed="0"/>
-    <w:lsdException w:name="Medium Grid 3 Accent 5" w:semiHidden="0" w:uiPriority="69" w:unhideWhenUsed="0"/>
-    <w:lsdException w:name="Dark List Accent 5" w:semiHidden="0" w:uiPriority="70" w:unhideWhenUsed="0"/>
-    <w:lsdException w:name="Colorful Shading Accent 5" w:semiHidden="0" w:uiPriority="71" w:unhideWhenUsed="0"/>
-    <w:lsdException w:name="Colorful List Accent 5" w:semiHidden="0" w:uiPriority="72" w:unhideWhenUsed="0"/>
-    <w:lsdException w:name="Colorful Grid Accent 5" w:semiHidden="0" w:uiPriority="73" w:unhideWhenUsed="0"/>
-    <w:lsdException w:name="Light Shading Accent 6" w:semiHidden="0" w:uiPriority="60" w:unhideWhenUsed="0"/>
-    <w:lsdException w:name="Light List Accent 6" w:semiHidden="0" w:uiPriority="61" w:unhideWhenUsed="0"/>
-    <w:lsdException w:name="Light Grid Accent 6" w:semiHidden="0" w:uiPriority="62" w:unhideWhenUsed="0"/>
-    <w:lsdException w:name="Medium Shading 1 Accent 6" w:semiHidden="0" w:uiPriority="63" w:unhideWhenUsed="0"/>
-    <w:lsdException w:name="Medium Shading 2 Accent 6" w:semiHidden="0" w:uiPriority="64" w:unhideWhenUsed="0"/>
-    <w:lsdException w:name="Medium List 1 Accent 6" w:semiHidden="0" w:uiPriority="65" w:unhideWhenUsed="0"/>
-    <w:lsdException w:name="Medium List 2 Accent 6" w:semiHidden="0" w:uiPriority="66" w:unhideWhenUsed="0"/>
-    <w:lsdException w:name="Medium Grid 1 Accent 6" w:semiHidden="0" w:uiPriority="67" w:unhideWhenUsed="0"/>
-    <w:lsdException w:name="Medium Grid 2 Accent 6" w:semiHidden="0" w:uiPriority="68" w:unhideWhenUsed="0"/>
-    <w:lsdException w:name="Medium Grid 3 Accent 6" w:semiHidden="0" w:uiPriority="69" w:unhideWhenUsed="0"/>
-    <w:lsdException w:name="Dark List Accent 6" w:semiHidden="0" w:uiPriority="70" w:unhideWhenUsed="0"/>
-    <w:lsdException w:name="Colorful Shading Accent 6" w:semiHidden="0" w:uiPriority="71" w:unhideWhenUsed="0"/>
-    <w:lsdException w:name="Colorful List Accent 6" w:semiHidden="0" w:uiPriority="72" w:unhideWhenUsed="0"/>
-    <w:lsdException w:name="Colorful Grid Accent 6" w:semiHidden="0" w:uiPriority="73" w:unhideWhenUsed="0"/>
-    <w:lsdException w:name="Subtle Emphasis" w:semiHidden="0" w:uiPriority="19" w:unhideWhenUsed="0" w:qFormat="1"/>
-    <w:lsdException w:name="Intense Emphasis" w:semiHidden="0" w:uiPriority="21" w:unhideWhenUsed="0" w:qFormat="1"/>
-    <w:lsdException w:name="Subtle Reference" w:semiHidden="0" w:uiPriority="31" w:unhideWhenUsed="0" w:qFormat="1"/>
-    <w:lsdException w:name="Intense Reference" w:semiHidden="0" w:uiPriority="32" w:unhideWhenUsed="0" w:qFormat="1"/>
-    <w:lsdException w:name="Book Title" w:semiHidden="0" w:uiPriority="33" w:unhideWhenUsed="0" w:qFormat="1"/>
-    <w:lsdException w:name="Bibliography" w:uiPriority="37"/>
-    <w:lsdException w:name="TOC Heading" w:uiPriority="39" w:qFormat="1"/>
+  <w:latentStyles w:defLockedState="0" w:defUIPriority="99" w:defSemiHidden="0" w:defUnhideWhenUsed="0" w:defQFormat="0" w:count="376">
+    <w:lsdException w:name="Normal" w:uiPriority="0" w:qFormat="1"/>
+    <w:lsdException w:name="heading 1" w:uiPriority="9" w:qFormat="1"/>
+    <w:lsdException w:name="heading 2" w:semiHidden="1" w:uiPriority="9" w:unhideWhenUsed="1" w:qFormat="1"/>
+    <w:lsdException w:name="heading 3" w:semiHidden="1" w:uiPriority="9" w:unhideWhenUsed="1" w:qFormat="1"/>
+    <w:lsdException w:name="heading 4" w:semiHidden="1" w:uiPriority="9" w:unhideWhenUsed="1" w:qFormat="1"/>
+    <w:lsdException w:name="heading 5" w:semiHidden="1" w:uiPriority="9" w:unhideWhenUsed="1" w:qFormat="1"/>
+    <w:lsdException w:name="heading 6" w:semiHidden="1" w:uiPriority="9" w:unhideWhenUsed="1" w:qFormat="1"/>
+    <w:lsdException w:name="heading 7" w:semiHidden="1" w:uiPriority="9" w:unhideWhenUsed="1" w:qFormat="1"/>
+    <w:lsdException w:name="heading 8" w:semiHidden="1" w:uiPriority="9" w:unhideWhenUsed="1" w:qFormat="1"/>
+    <w:lsdException w:name="heading 9" w:semiHidden="1" w:uiPriority="9" w:unhideWhenUsed="1" w:qFormat="1"/>
+    <w:lsdException w:name="index 1" w:semiHidden="1" w:unhideWhenUsed="1"/>
+    <w:lsdException w:name="index 2" w:semiHidden="1" w:unhideWhenUsed="1"/>
+    <w:lsdException w:name="index 3" w:semiHidden="1" w:unhideWhenUsed="1"/>
+    <w:lsdException w:name="index 4" w:semiHidden="1" w:unhideWhenUsed="1"/>
+    <w:lsdException w:name="index 5" w:semiHidden="1" w:unhideWhenUsed="1"/>
+    <w:lsdException w:name="index 6" w:semiHidden="1" w:unhideWhenUsed="1"/>
+    <w:lsdException w:name="index 7" w:semiHidden="1" w:unhideWhenUsed="1"/>
+    <w:lsdException w:name="index 8" w:semiHidden="1" w:unhideWhenUsed="1"/>
+    <w:lsdException w:name="index 9" w:semiHidden="1" w:unhideWhenUsed="1"/>
+    <w:lsdException w:name="toc 1" w:semiHidden="1" w:uiPriority="39" w:unhideWhenUsed="1"/>
+    <w:lsdException w:name="toc 2" w:semiHidden="1" w:uiPriority="39" w:unhideWhenUsed="1"/>
+    <w:lsdException w:name="toc 3" w:semiHidden="1" w:uiPriority="39" w:unhideWhenUsed="1"/>
+    <w:lsdException w:name="toc 4" w:semiHidden="1" w:uiPriority="39" w:unhideWhenUsed="1"/>
+    <w:lsdException w:name="toc 5" w:semiHidden="1" w:uiPriority="39" w:unhideWhenUsed="1"/>
+    <w:lsdException w:name="toc 6" w:semiHidden="1" w:uiPriority="39" w:unhideWhenUsed="1"/>
+    <w:lsdException w:name="toc 7" w:semiHidden="1" w:uiPriority="39" w:unhideWhenUsed="1"/>
+    <w:lsdException w:name="toc 8" w:semiHidden="1" w:uiPriority="39" w:unhideWhenUsed="1"/>
+    <w:lsdException w:name="toc 9" w:semiHidden="1" w:uiPriority="39" w:unhideWhenUsed="1"/>
+    <w:lsdException w:name="Normal Indent" w:semiHidden="1" w:unhideWhenUsed="1"/>
+    <w:lsdException w:name="footnote text" w:semiHidden="1" w:unhideWhenUsed="1"/>
+    <w:lsdException w:name="annotation text" w:semiHidden="1" w:unhideWhenUsed="1"/>
+    <w:lsdException w:name="header" w:semiHidden="1" w:unhideWhenUsed="1"/>
+    <w:lsdException w:name="footer" w:semiHidden="1" w:unhideWhenUsed="1"/>
+    <w:lsdException w:name="index heading" w:semiHidden="1" w:unhideWhenUsed="1"/>
+    <w:lsdException w:name="caption" w:semiHidden="1" w:uiPriority="35" w:unhideWhenUsed="1" w:qFormat="1"/>
+    <w:lsdException w:name="table of figures" w:semiHidden="1" w:unhideWhenUsed="1"/>
+    <w:lsdException w:name="envelope address" w:semiHidden="1" w:unhideWhenUsed="1"/>
+    <w:lsdException w:name="envelope return" w:semiHidden="1" w:unhideWhenUsed="1"/>
+    <w:lsdException w:name="footnote reference" w:semiHidden="1" w:unhideWhenUsed="1"/>
+    <w:lsdException w:name="annotation reference" w:semiHidden="1" w:unhideWhenUsed="1"/>
+    <w:lsdException w:name="line number" w:semiHidden="1" w:unhideWhenUsed="1"/>
+    <w:lsdException w:name="page number" w:semiHidden="1" w:unhideWhenUsed="1"/>
+    <w:lsdException w:name="endnote reference" w:semiHidden="1" w:unhideWhenUsed="1"/>
+    <w:lsdException w:name="endnote text" w:semiHidden="1" w:unhideWhenUsed="1"/>
+    <w:lsdException w:name="table of authorities" w:semiHidden="1" w:unhideWhenUsed="1"/>
+    <w:lsdException w:name="macro" w:semiHidden="1" w:unhideWhenUsed="1"/>
+    <w:lsdException w:name="toa heading" w:semiHidden="1" w:unhideWhenUsed="1"/>
+    <w:lsdException w:name="List" w:semiHidden="1" w:unhideWhenUsed="1"/>
+    <w:lsdException w:name="List Bullet" w:semiHidden="1" w:unhideWhenUsed="1"/>
+    <w:lsdException w:name="List Number" w:semiHidden="1" w:unhideWhenUsed="1"/>
+    <w:lsdException w:name="List 2" w:semiHidden="1" w:unhideWhenUsed="1"/>
+    <w:lsdException w:name="List 3" w:semiHidden="1" w:unhideWhenUsed="1"/>
+    <w:lsdException w:name="List 4" w:semiHidden="1" w:unhideWhenUsed="1"/>
+    <w:lsdException w:name="List 5" w:semiHidden="1" w:unhideWhenUsed="1"/>
+    <w:lsdException w:name="List Bullet 2" w:semiHidden="1" w:unhideWhenUsed="1"/>
+    <w:lsdException w:name="List Bullet 3" w:semiHidden="1" w:unhideWhenUsed="1"/>
+    <w:lsdException w:name="List Bullet 4" w:semiHidden="1" w:unhideWhenUsed="1"/>
+    <w:lsdException w:name="List Bullet 5" w:semiHidden="1" w:unhideWhenUsed="1"/>
+    <w:lsdException w:name="List Number 2" w:semiHidden="1" w:unhideWhenUsed="1"/>
+    <w:lsdException w:name="List Number 3" w:semiHidden="1" w:unhideWhenUsed="1"/>
+    <w:lsdException w:name="List Number 4" w:semiHidden="1" w:unhideWhenUsed="1"/>
+    <w:lsdException w:name="List Number 5" w:semiHidden="1" w:unhideWhenUsed="1"/>
+    <w:lsdException w:name="Title" w:uiPriority="10" w:qFormat="1"/>
+    <w:lsdException w:name="Closing" w:semiHidden="1" w:unhideWhenUsed="1"/>
+    <w:lsdException w:name="Signature" w:semiHidden="1" w:unhideWhenUsed="1"/>
+    <w:lsdException w:name="Default Paragraph Font" w:semiHidden="1" w:uiPriority="1" w:unhideWhenUsed="1"/>
+    <w:lsdException w:name="Body Text" w:semiHidden="1" w:unhideWhenUsed="1"/>
+    <w:lsdException w:name="Body Text Indent" w:semiHidden="1" w:unhideWhenUsed="1"/>
+    <w:lsdException w:name="List Continue" w:semiHidden="1" w:unhideWhenUsed="1"/>
+    <w:lsdException w:name="List Continue 2" w:semiHidden="1" w:unhideWhenUsed="1"/>
+    <w:lsdException w:name="List Continue 3" w:semiHidden="1" w:unhideWhenUsed="1"/>
+    <w:lsdException w:name="List Continue 4" w:semiHidden="1" w:unhideWhenUsed="1"/>
+    <w:lsdException w:name="List Continue 5" w:semiHidden="1" w:unhideWhenUsed="1"/>
+    <w:lsdException w:name="Message Header" w:semiHidden="1" w:unhideWhenUsed="1"/>
+    <w:lsdException w:name="Subtitle" w:uiPriority="11" w:qFormat="1"/>
+    <w:lsdException w:name="Salutation" w:semiHidden="1" w:unhideWhenUsed="1"/>
+    <w:lsdException w:name="Date" w:semiHidden="1" w:unhideWhenUsed="1"/>
+    <w:lsdException w:name="Body Text First Indent" w:semiHidden="1" w:unhideWhenUsed="1"/>
+    <w:lsdException w:name="Body Text First Indent 2" w:semiHidden="1" w:unhideWhenUsed="1"/>
+    <w:lsdException w:name="Note Heading" w:semiHidden="1" w:unhideWhenUsed="1"/>
+    <w:lsdException w:name="Body Text 2" w:semiHidden="1" w:unhideWhenUsed="1"/>
+    <w:lsdException w:name="Body Text 3" w:semiHidden="1" w:unhideWhenUsed="1"/>
+    <w:lsdException w:name="Body Text Indent 2" w:semiHidden="1" w:unhideWhenUsed="1"/>
+    <w:lsdException w:name="Body Text Indent 3" w:semiHidden="1" w:unhideWhenUsed="1"/>
+    <w:lsdException w:name="Block Text" w:semiHidden="1" w:unhideWhenUsed="1"/>
+    <w:lsdException w:name="Hyperlink" w:semiHidden="1" w:unhideWhenUsed="1"/>
+    <w:lsdException w:name="FollowedHyperlink" w:semiHidden="1" w:unhideWhenUsed="1"/>
+    <w:lsdException w:name="Strong" w:uiPriority="22" w:qFormat="1"/>
+    <w:lsdException w:name="Emphasis" w:uiPriority="20" w:qFormat="1"/>
+    <w:lsdException w:name="Document Map" w:semiHidden="1" w:unhideWhenUsed="1"/>
+    <w:lsdException w:name="Plain Text" w:semiHidden="1" w:unhideWhenUsed="1"/>
+    <w:lsdException w:name="E-mail Signature" w:semiHidden="1" w:unhideWhenUsed="1"/>
+    <w:lsdException w:name="HTML Top of Form" w:semiHidden="1" w:unhideWhenUsed="1"/>
+    <w:lsdException w:name="HTML Bottom of Form" w:semiHidden="1" w:unhideWhenUsed="1"/>
+    <w:lsdException w:name="Normal (Web)" w:semiHidden="1" w:unhideWhenUsed="1"/>
+    <w:lsdException w:name="HTML Acronym" w:semiHidden="1" w:unhideWhenUsed="1"/>
+    <w:lsdException w:name="HTML Address" w:semiHidden="1" w:unhideWhenUsed="1"/>
+    <w:lsdException w:name="HTML Cite" w:semiHidden="1" w:unhideWhenUsed="1"/>
+    <w:lsdException w:name="HTML Code" w:semiHidden="1" w:unhideWhenUsed="1"/>
+    <w:lsdException w:name="HTML Definition" w:semiHidden="1" w:unhideWhenUsed="1"/>
+    <w:lsdException w:name="HTML Keyboard" w:semiHidden="1" w:unhideWhenUsed="1"/>
+    <w:lsdException w:name="HTML Preformatted" w:semiHidden="1" w:unhideWhenUsed="1"/>
+    <w:lsdException w:name="HTML Sample" w:semiHidden="1" w:unhideWhenUsed="1"/>
+    <w:lsdException w:name="HTML Typewriter" w:semiHidden="1" w:unhideWhenUsed="1"/>
+    <w:lsdException w:name="HTML Variable" w:semiHidden="1" w:unhideWhenUsed="1"/>
+    <w:lsdException w:name="Normal Table" w:semiHidden="1" w:unhideWhenUsed="1"/>
+    <w:lsdException w:name="annotation subject" w:semiHidden="1" w:unhideWhenUsed="1"/>
+    <w:lsdException w:name="No List" w:semiHidden="1" w:unhideWhenUsed="1"/>
+    <w:lsdException w:name="Outline List 1" w:semiHidden="1" w:unhideWhenUsed="1"/>
+    <w:lsdException w:name="Outline List 2" w:semiHidden="1" w:unhideWhenUsed="1"/>
+    <w:lsdException w:name="Outline List 3" w:semiHidden="1" w:unhideWhenUsed="1"/>
+    <w:lsdException w:name="Table Simple 1" w:semiHidden="1" w:unhideWhenUsed="1"/>
+    <w:lsdException w:name="Table Simple 2" w:semiHidden="1" w:unhideWhenUsed="1"/>
+    <w:lsdException w:name="Table Simple 3" w:semiHidden="1" w:unhideWhenUsed="1"/>
+    <w:lsdException w:name="Table Classic 1" w:semiHidden="1" w:unhideWhenUsed="1"/>
+    <w:lsdException w:name="Table Classic 2" w:semiHidden="1" w:unhideWhenUsed="1"/>
+    <w:lsdException w:name="Table Classic 3" w:semiHidden="1" w:unhideWhenUsed="1"/>
+    <w:lsdException w:name="Table Classic 4" w:semiHidden="1" w:unhideWhenUsed="1"/>
+    <w:lsdException w:name="Table Colorful 1" w:semiHidden="1" w:unhideWhenUsed="1"/>
+    <w:lsdException w:name="Table Colorful 2" w:semiHidden="1" w:unhideWhenUsed="1"/>
+    <w:lsdException w:name="Table Colorful 3" w:semiHidden="1" w:unhideWhenUsed="1"/>
+    <w:lsdException w:name="Table Columns 1" w:semiHidden="1" w:unhideWhenUsed="1"/>
+    <w:lsdException w:name="Table Columns 2" w:semiHidden="1" w:unhideWhenUsed="1"/>
+    <w:lsdException w:name="Table Columns 3" w:semiHidden="1" w:unhideWhenUsed="1"/>
+    <w:lsdException w:name="Table Columns 4" w:semiHidden="1" w:unhideWhenUsed="1"/>
+    <w:lsdException w:name="Table Columns 5" w:semiHidden="1" w:unhideWhenUsed="1"/>
+    <w:lsdException w:name="Table Grid 1" w:semiHidden="1" w:unhideWhenUsed="1"/>
+    <w:lsdException w:name="Table Grid 2" w:semiHidden="1" w:unhideWhenUsed="1"/>
+    <w:lsdException w:name="Table Grid 3" w:semiHidden="1" w:unhideWhenUsed="1"/>
+    <w:lsdException w:name="Table Grid 4" w:semiHidden="1" w:unhideWhenUsed="1"/>
+    <w:lsdException w:name="Table Grid 5" w:semiHidden="1" w:unhideWhenUsed="1"/>
+    <w:lsdException w:name="Table Grid 6" w:semiHidden="1" w:unhideWhenUsed="1"/>
+    <w:lsdException w:name="Table Grid 7" w:semiHidden="1" w:unhideWhenUsed="1"/>
+    <w:lsdException w:name="Table Grid 8" w:semiHidden="1" w:unhideWhenUsed="1"/>
+    <w:lsdException w:name="Table List 1" w:semiHidden="1" w:unhideWhenUsed="1"/>
+    <w:lsdException w:name="Table List 2" w:semiHidden="1" w:unhideWhenUsed="1"/>
+    <w:lsdException w:name="Table List 3" w:semiHidden="1" w:unhideWhenUsed="1"/>
+    <w:lsdException w:name="Table List 4" w:semiHidden="1" w:unhideWhenUsed="1"/>
+    <w:lsdException w:name="Table List 5" w:semiHidden="1" w:unhideWhenUsed="1"/>
+    <w:lsdException w:name="Table List 6" w:semiHidden="1" w:unhideWhenUsed="1"/>
+    <w:lsdException w:name="Table List 7" w:semiHidden="1" w:unhideWhenUsed="1"/>
+    <w:lsdException w:name="Table List 8" w:semiHidden="1" w:unhideWhenUsed="1"/>
+    <w:lsdException w:name="Table 3D effects 1" w:semiHidden="1" w:unhideWhenUsed="1"/>
+    <w:lsdException w:name="Table 3D effects 2" w:semiHidden="1" w:unhideWhenUsed="1"/>
+    <w:lsdException w:name="Table 3D effects 3" w:semiHidden="1" w:unhideWhenUsed="1"/>
+    <w:lsdException w:name="Table Contemporary" w:semiHidden="1" w:unhideWhenUsed="1"/>
+    <w:lsdException w:name="Table Elegant" w:semiHidden="1" w:unhideWhenUsed="1"/>
+    <w:lsdException w:name="Table Professional" w:semiHidden="1" w:unhideWhenUsed="1"/>
+    <w:lsdException w:name="Table Subtle 1" w:semiHidden="1" w:unhideWhenUsed="1"/>
+    <w:lsdException w:name="Table Subtle 2" w:semiHidden="1" w:unhideWhenUsed="1"/>
+    <w:lsdException w:name="Table Web 1" w:semiHidden="1" w:unhideWhenUsed="1"/>
+    <w:lsdException w:name="Table Web 2" w:semiHidden="1" w:unhideWhenUsed="1"/>
+    <w:lsdException w:name="Table Web 3" w:semiHidden="1" w:unhideWhenUsed="1"/>
+    <w:lsdException w:name="Balloon Text" w:semiHidden="1" w:unhideWhenUsed="1"/>
+    <w:lsdException w:name="Table Grid" w:semiHidden="1" w:uiPriority="39" w:unhideWhenUsed="1"/>
+    <w:lsdException w:name="Table Theme" w:semiHidden="1" w:unhideWhenUsed="1"/>
+    <w:lsdException w:name="Placeholder Text" w:semiHidden="1"/>
+    <w:lsdException w:name="No Spacing" w:uiPriority="1" w:qFormat="1"/>
+    <w:lsdException w:name="Light Shading" w:uiPriority="60"/>
+    <w:lsdException w:name="Light List" w:uiPriority="61"/>
+    <w:lsdException w:name="Light Grid" w:uiPriority="62"/>
+    <w:lsdException w:name="Medium Shading 1" w:uiPriority="63"/>
+    <w:lsdException w:name="Medium Shading 2" w:uiPriority="64"/>
+    <w:lsdException w:name="Medium List 1" w:uiPriority="65"/>
+    <w:lsdException w:name="Medium List 2" w:uiPriority="66"/>
+    <w:lsdException w:name="Medium Grid 1" w:uiPriority="67"/>
+    <w:lsdException w:name="Medium Grid 2" w:uiPriority="68"/>
+    <w:lsdException w:name="Medium Grid 3" w:uiPriority="69"/>
+    <w:lsdException w:name="Dark List" w:uiPriority="70"/>
+    <w:lsdException w:name="Colorful Shading" w:uiPriority="71"/>
+    <w:lsdException w:name="Colorful List" w:uiPriority="72"/>
+    <w:lsdException w:name="Colorful Grid" w:uiPriority="73"/>
+    <w:lsdException w:name="Light Shading Accent 1" w:uiPriority="60"/>
+    <w:lsdException w:name="Light List Accent 1" w:uiPriority="61"/>
+    <w:lsdException w:name="Light Grid Accent 1" w:uiPriority="62"/>
+    <w:lsdException w:name="Medium Shading 1 Accent 1" w:uiPriority="63"/>
+    <w:lsdException w:name="Medium Shading 2 Accent 1" w:uiPriority="64"/>
+    <w:lsdException w:name="Medium List 1 Accent 1" w:uiPriority="65"/>
+    <w:lsdException w:name="Revision" w:semiHidden="1"/>
+    <w:lsdException w:name="List Paragraph" w:uiPriority="34" w:qFormat="1"/>
+    <w:lsdException w:name="Quote" w:uiPriority="29" w:qFormat="1"/>
+    <w:lsdException w:name="Intense Quote" w:uiPriority="30" w:qFormat="1"/>
+    <w:lsdException w:name="Medium List 2 Accent 1" w:uiPriority="66"/>
+    <w:lsdException w:name="Medium Grid 1 Accent 1" w:uiPriority="67"/>
+    <w:lsdException w:name="Medium Grid 2 Accent 1" w:uiPriority="68"/>
+    <w:lsdException w:name="Medium Grid 3 Accent 1" w:uiPriority="69"/>
+    <w:lsdException w:name="Dark List Accent 1" w:uiPriority="70"/>
+    <w:lsdException w:name="Colorful Shading Accent 1" w:uiPriority="71"/>
+    <w:lsdException w:name="Colorful List Accent 1" w:uiPriority="72"/>
+    <w:lsdException w:name="Colorful Grid Accent 1" w:uiPriority="73"/>
+    <w:lsdException w:name="Light Shading Accent 2" w:uiPriority="60"/>
+    <w:lsdException w:name="Light List Accent 2" w:uiPriority="61"/>
+    <w:lsdException w:name="Light Grid Accent 2" w:uiPriority="62"/>
+    <w:lsdException w:name="Medium Shading 1 Accent 2" w:uiPriority="63"/>
+    <w:lsdException w:name="Medium Shading 2 Accent 2" w:uiPriority="64"/>
+    <w:lsdException w:name="Medium List 1 Accent 2" w:uiPriority="65"/>
+    <w:lsdException w:name="Medium List 2 Accent 2" w:uiPriority="66"/>
+    <w:lsdException w:name="Medium Grid 1 Accent 2" w:uiPriority="67"/>
+    <w:lsdException w:name="Medium Grid 2 Accent 2" w:uiPriority="68"/>
+    <w:lsdException w:name="Medium Grid 3 Accent 2" w:uiPriority="69"/>
+    <w:lsdException w:name="Dark List Accent 2" w:uiPriority="70"/>
+    <w:lsdException w:name="Colorful Shading Accent 2" w:uiPriority="71"/>
+    <w:lsdException w:name="Colorful List Accent 2" w:uiPriority="72"/>
+    <w:lsdException w:name="Colorful Grid Accent 2" w:uiPriority="73"/>
+    <w:lsdException w:name="Light Shading Accent 3" w:uiPriority="60"/>
+    <w:lsdException w:name="Light List Accent 3" w:uiPriority="61"/>
+    <w:lsdException w:name="Light Grid Accent 3" w:uiPriority="62"/>
+    <w:lsdException w:name="Medium Shading 1 Accent 3" w:uiPriority="63"/>
+    <w:lsdException w:name="Medium Shading 2 Accent 3" w:uiPriority="64"/>
+    <w:lsdException w:name="Medium List 1 Accent 3" w:uiPriority="65"/>
+    <w:lsdException w:name="Medium List 2 Accent 3" w:uiPriority="66"/>
+    <w:lsdException w:name="Medium Grid 1 Accent 3" w:uiPriority="67"/>
+    <w:lsdException w:name="Medium Grid 2 Accent 3" w:uiPriority="68"/>
+    <w:lsdException w:name="Medium Grid 3 Accent 3" w:uiPriority="69"/>
+    <w:lsdException w:name="Dark List Accent 3" w:uiPriority="70"/>
+    <w:lsdException w:name="Colorful Shading Accent 3" w:uiPriority="71"/>
+    <w:lsdException w:name="Colorful List Accent 3" w:uiPriority="72"/>
+    <w:lsdException w:name="Colorful Grid Accent 3" w:uiPriority="73"/>
+    <w:lsdException w:name="Light Shading Accent 4" w:uiPriority="60"/>
+    <w:lsdException w:name="Light List Accent 4" w:uiPriority="61"/>
+    <w:lsdException w:name="Light Grid Accent 4" w:uiPriority="62"/>
+    <w:lsdException w:name="Medium Shading 1 Accent 4" w:uiPriority="63"/>
+    <w:lsdException w:name="Medium Shading 2 Accent 4" w:uiPriority="64"/>
+    <w:lsdException w:name="Medium List 1 Accent 4" w:uiPriority="65"/>
+    <w:lsdException w:name="Medium List 2 Accent 4" w:uiPriority="66"/>
+    <w:lsdException w:name="Medium Grid 1 Accent 4" w:uiPriority="67"/>
+    <w:lsdException w:name="Medium Grid 2 Accent 4" w:uiPriority="68"/>
+    <w:lsdException w:name="Medium Grid 3 Accent 4" w:uiPriority="69"/>
+    <w:lsdException w:name="Dark List Accent 4" w:uiPriority="70"/>
+    <w:lsdException w:name="Colorful Shading Accent 4" w:uiPriority="71"/>
+    <w:lsdException w:name="Colorful List Accent 4" w:uiPriority="72"/>
+    <w:lsdException w:name="Colorful Grid Accent 4" w:uiPriority="73"/>
+    <w:lsdException w:name="Light Shading Accent 5" w:uiPriority="60"/>
+    <w:lsdException w:name="Light List Accent 5" w:uiPriority="61"/>
+    <w:lsdException w:name="Light Grid Accent 5" w:uiPriority="62"/>
+    <w:lsdException w:name="Medium Shading 1 Accent 5" w:uiPriority="63"/>
+    <w:lsdException w:name="Medium Shading 2 Accent 5" w:uiPriority="64"/>
+    <w:lsdException w:name="Medium List 1 Accent 5" w:uiPriority="65"/>
+    <w:lsdException w:name="Medium List 2 Accent 5" w:uiPriority="66"/>
+    <w:lsdException w:name="Medium Grid 1 Accent 5" w:uiPriority="67"/>
+    <w:lsdException w:name="Medium Grid 2 Accent 5" w:uiPriority="68"/>
+    <w:lsdException w:name="Medium Grid 3 Accent 5" w:uiPriority="69"/>
+    <w:lsdException w:name="Dark List Accent 5" w:uiPriority="70"/>
+    <w:lsdException w:name="Colorful Shading Accent 5" w:uiPriority="71"/>
+    <w:lsdException w:name="Colorful List Accent 5" w:uiPriority="72"/>
+    <w:lsdException w:name="Colorful Grid Accent 5" w:uiPriority="73"/>
+    <w:lsdException w:name="Light Shading Accent 6" w:uiPriority="60"/>
+    <w:lsdException w:name="Light List Accent 6" w:uiPriority="61"/>
+    <w:lsdException w:name="Light Grid Accent 6" w:uiPriority="62"/>
+    <w:lsdException w:name="Medium Shading 1 Accent 6" w:uiPriority="63"/>
+    <w:lsdException w:name="Medium Shading 2 Accent 6" w:uiPriority="64"/>
+    <w:lsdException w:name="Medium List 1 Accent 6" w:uiPriority="65"/>
+    <w:lsdException w:name="Medium List 2 Accent 6" w:uiPriority="66"/>
+    <w:lsdException w:name="Medium Grid 1 Accent 6" w:uiPriority="67"/>
+    <w:lsdException w:name="Medium Grid 2 Accent 6" w:uiPriority="68"/>
+    <w:lsdException w:name="Medium Grid 3 Accent 6" w:uiPriority="69"/>
+    <w:lsdException w:name="Dark List Accent 6" w:uiPriority="70"/>
+    <w:lsdException w:name="Colorful Shading Accent 6" w:uiPriority="71"/>
+    <w:lsdException w:name="Colorful List Accent 6" w:uiPriority="72"/>
+    <w:lsdException w:name="Colorful Grid Accent 6" w:uiPriority="73"/>
+    <w:lsdException w:name="Subtle Emphasis" w:uiPriority="19" w:qFormat="1"/>
+    <w:lsdException w:name="Intense Emphasis" w:uiPriority="21" w:qFormat="1"/>
+    <w:lsdException w:name="Subtle Reference" w:uiPriority="31" w:qFormat="1"/>
+    <w:lsdException w:name="Intense Reference" w:uiPriority="32" w:qFormat="1"/>
+    <w:lsdException w:name="Book Title" w:uiPriority="33" w:qFormat="1"/>
+    <w:lsdException w:name="Bibliography" w:semiHidden="1" w:uiPriority="37" w:unhideWhenUsed="1"/>
+    <w:lsdException w:name="TOC Heading" w:semiHidden="1" w:uiPriority="39" w:unhideWhenUsed="1" w:qFormat="1"/>
+    <w:lsdException w:name="Plain Table 1" w:uiPriority="41"/>
+    <w:lsdException w:name="Plain Table 2" w:uiPriority="42"/>
+    <w:lsdException w:name="Plain Table 3" w:uiPriority="43"/>
+    <w:lsdException w:name="Plain Table 4" w:uiPriority="44"/>
+    <w:lsdException w:name="Plain Table 5" w:uiPriority="45"/>
+    <w:lsdException w:name="Grid Table Light" w:uiPriority="40"/>
+    <w:lsdException w:name="Grid Table 1 Light" w:uiPriority="46"/>
+    <w:lsdException w:name="Grid Table 2" w:uiPriority="47"/>
+    <w:lsdException w:name="Grid Table 3" w:uiPriority="48"/>
+    <w:lsdException w:name="Grid Table 4" w:uiPriority="49"/>
+    <w:lsdException w:name="Grid Table 5 Dark" w:uiPriority="50"/>
+    <w:lsdException w:name="Grid Table 6 Colorful" w:uiPriority="51"/>
+    <w:lsdException w:name="Grid Table 7 Colorful" w:uiPriority="52"/>
+    <w:lsdException w:name="Grid Table 1 Light Accent 1" w:uiPriority="46"/>
+    <w:lsdException w:name="Grid Table 2 Accent 1" w:uiPriority="47"/>
+    <w:lsdException w:name="Grid Table 3 Accent 1" w:uiPriority="48"/>
+    <w:lsdException w:name="Grid Table 4 Accent 1" w:uiPriority="49"/>
+    <w:lsdException w:name="Grid Table 5 Dark Accent 1" w:uiPriority="50"/>
+    <w:lsdException w:name="Grid Table 6 Colorful Accent 1" w:uiPriority="51"/>
+    <w:lsdException w:name="Grid Table 7 Colorful Accent 1" w:uiPriority="52"/>
+    <w:lsdException w:name="Grid Table 1 Light Accent 2" w:uiPriority="46"/>
+    <w:lsdException w:name="Grid Table 2 Accent 2" w:uiPriority="47"/>
+    <w:lsdException w:name="Grid Table 3 Accent 2" w:uiPriority="48"/>
+    <w:lsdException w:name="Grid Table 4 Accent 2" w:uiPriority="49"/>
+    <w:lsdException w:name="Grid Table 5 Dark Accent 2" w:uiPriority="50"/>
+    <w:lsdException w:name="Grid Table 6 Colorful Accent 2" w:uiPriority="51"/>
+    <w:lsdException w:name="Grid Table 7 Colorful Accent 2" w:uiPriority="52"/>
+    <w:lsdException w:name="Grid Table 1 Light Accent 3" w:uiPriority="46"/>
+    <w:lsdException w:name="Grid Table 2 Accent 3" w:uiPriority="47"/>
+    <w:lsdException w:name="Grid Table 3 Accent 3" w:uiPriority="48"/>
+    <w:lsdException w:name="Grid Table 4 Accent 3" w:uiPriority="49"/>
+    <w:lsdException w:name="Grid Table 5 Dark Accent 3" w:uiPriority="50"/>
+    <w:lsdException w:name="Grid Table 6 Colorful Accent 3" w:uiPriority="51"/>
+    <w:lsdException w:name="Grid Table 7 Colorful Accent 3" w:uiPriority="52"/>
+    <w:lsdException w:name="Grid Table 1 Light Accent 4" w:uiPriority="46"/>
+    <w:lsdException w:name="Grid Table 2 Accent 4" w:uiPriority="47"/>
+    <w:lsdException w:name="Grid Table 3 Accent 4" w:uiPriority="48"/>
+    <w:lsdException w:name="Grid Table 4 Accent 4" w:uiPriority="49"/>
+    <w:lsdException w:name="Grid Table 5 Dark Accent 4" w:uiPriority="50"/>
+    <w:lsdException w:name="Grid Table 6 Colorful Accent 4" w:uiPriority="51"/>
+    <w:lsdException w:name="Grid Table 7 Colorful Accent 4" w:uiPriority="52"/>
+    <w:lsdException w:name="Grid Table 1 Light Accent 5" w:uiPriority="46"/>
+    <w:lsdException w:name="Grid Table 2 Accent 5" w:uiPriority="47"/>
+    <w:lsdException w:name="Grid Table 3 Accent 5" w:uiPriority="48"/>
+    <w:lsdException w:name="Grid Table 4 Accent 5" w:uiPriority="49"/>
+    <w:lsdException w:name="Grid Table 5 Dark Accent 5" w:uiPriority="50"/>
+    <w:lsdException w:name="Grid Table 6 Colorful Accent 5" w:uiPriority="51"/>
+    <w:lsdException w:name="Grid Table 7 Colorful Accent 5" w:uiPriority="52"/>
+    <w:lsdException w:name="Grid Table 1 Light Accent 6" w:uiPriority="46"/>
+    <w:lsdException w:name="Grid Table 2 Accent 6" w:uiPriority="47"/>
+    <w:lsdException w:name="Grid Table 3 Accent 6" w:uiPriority="48"/>
+    <w:lsdException w:name="Grid Table 4 Accent 6" w:uiPriority="49"/>
+    <w:lsdException w:name="Grid Table 5 Dark Accent 6" w:uiPriority="50"/>
+    <w:lsdException w:name="Grid Table 6 Colorful Accent 6" w:uiPriority="51"/>
+    <w:lsdException w:name="Grid Table 7 Colorful Accent 6" w:uiPriority="52"/>
+    <w:lsdException w:name="List Table 1 Light" w:uiPriority="46"/>
+    <w:lsdException w:name="List Table 2" w:uiPriority="47"/>
+    <w:lsdException w:name="List Table 3" w:uiPriority="48"/>
+    <w:lsdException w:name="List Table 4" w:uiPriority="49"/>
+    <w:lsdException w:name="List Table 5 Dark" w:uiPriority="50"/>
+    <w:lsdException w:name="List Table 6 Colorful" w:uiPriority="51"/>
+    <w:lsdException w:name="List Table 7 Colorful" w:uiPriority="52"/>
+    <w:lsdException w:name="List Table 1 Light Accent 1" w:uiPriority="46"/>
+    <w:lsdException w:name="List Table 2 Accent 1" w:uiPriority="47"/>
+    <w:lsdException w:name="List Table 3 Accent 1" w:uiPriority="48"/>
+    <w:lsdException w:name="List Table 4 Accent 1" w:uiPriority="49"/>
+    <w:lsdException w:name="List Table 5 Dark Accent 1" w:uiPriority="50"/>
+    <w:lsdException w:name="List Table 6 Colorful Accent 1" w:uiPriority="51"/>
+    <w:lsdException w:name="List Table 7 Colorful Accent 1" w:uiPriority="52"/>
+    <w:lsdException w:name="List Table 1 Light Accent 2" w:uiPriority="46"/>
+    <w:lsdException w:name="List Table 2 Accent 2" w:uiPriority="47"/>
+    <w:lsdException w:name="List Table 3 Accent 2" w:uiPriority="48"/>
+    <w:lsdException w:name="List Table 4 Accent 2" w:uiPriority="49"/>
+    <w:lsdException w:name="List Table 5 Dark Accent 2" w:uiPriority="50"/>
+    <w:lsdException w:name="List Table 6 Colorful Accent 2" w:uiPriority="51"/>
+    <w:lsdException w:name="List Table 7 Colorful Accent 2" w:uiPriority="52"/>
+    <w:lsdException w:name="List Table 1 Light Accent 3" w:uiPriority="46"/>
+    <w:lsdException w:name="List Table 2 Accent 3" w:uiPriority="47"/>
+    <w:lsdException w:name="List Table 3 Accent 3" w:uiPriority="48"/>
+    <w:lsdException w:name="List Table 4 Accent 3" w:uiPriority="49"/>
+    <w:lsdException w:name="List Table 5 Dark Accent 3" w:uiPriority="50"/>
+    <w:lsdException w:name="List Table 6 Colorful Accent 3" w:uiPriority="51"/>
+    <w:lsdException w:name="List Table 7 Colorful Accent 3" w:uiPriority="52"/>
+    <w:lsdException w:name="List Table 1 Light Accent 4" w:uiPriority="46"/>
+    <w:lsdException w:name="List Table 2 Accent 4" w:uiPriority="47"/>
+    <w:lsdException w:name="List Table 3 Accent 4" w:uiPriority="48"/>
+    <w:lsdException w:name="List Table 4 Accent 4" w:uiPriority="49"/>
+    <w:lsdException w:name="List Table 5 Dark Accent 4" w:uiPriority="50"/>
+    <w:lsdException w:name="List Table 6 Colorful Accent 4" w:uiPriority="51"/>
+    <w:lsdException w:name="List Table 7 Colorful Accent 4" w:uiPriority="52"/>
+    <w:lsdException w:name="List Table 1 Light Accent 5" w:uiPriority="46"/>
+    <w:lsdException w:name="List Table 2 Accent 5" w:uiPriority="47"/>
+    <w:lsdException w:name="List Table 3 Accent 5" w:uiPriority="48"/>
+    <w:lsdException w:name="List Table 4 Accent 5" w:uiPriority="49"/>
+    <w:lsdException w:name="List Table 5 Dark Accent 5" w:uiPriority="50"/>
+    <w:lsdException w:name="List Table 6 Colorful Accent 5" w:uiPriority="51"/>
+    <w:lsdException w:name="List Table 7 Colorful Accent 5" w:uiPriority="52"/>
+    <w:lsdException w:name="List Table 1 Light Accent 6" w:uiPriority="46"/>
+    <w:lsdException w:name="List Table 2 Accent 6" w:uiPriority="47"/>
+    <w:lsdException w:name="List Table 3 Accent 6" w:uiPriority="48"/>
+    <w:lsdException w:name="List Table 4 Accent 6" w:uiPriority="49"/>
+    <w:lsdException w:name="List Table 5 Dark Accent 6" w:uiPriority="50"/>
+    <w:lsdException w:name="List Table 6 Colorful Accent 6" w:uiPriority="51"/>
+    <w:lsdException w:name="List Table 7 Colorful Accent 6" w:uiPriority="52"/>
+    <w:lsdException w:name="Mention" w:semiHidden="1" w:unhideWhenUsed="1"/>
+    <w:lsdException w:name="Smart Hyperlink" w:semiHidden="1" w:unhideWhenUsed="1"/>
+    <w:lsdException w:name="Hashtag" w:semiHidden="1" w:unhideWhenUsed="1"/>
+    <w:lsdException w:name="Unresolved Mention" w:semiHidden="1" w:unhideWhenUsed="1"/>
+    <w:lsdException w:name="Smart Link" w:semiHidden="1" w:unhideWhenUsed="1"/>
   </w:latentStyles>
   <w:style w:type="paragraph" w:default="1" w:styleId="a">
     <w:name w:val="Normal"/>
@@ -3392,7 +3129,6 @@
     <w:uiPriority w:val="99"/>
     <w:semiHidden/>
     <w:unhideWhenUsed/>
-    <w:qFormat/>
     <w:tblPr>
       <w:tblInd w:w="0" w:type="dxa"/>
       <w:tblCellMar>
@@ -3742,7 +3478,7 @@
   <a:extraClrSchemeLst/>
   <a:extLst>
     <a:ext uri="{05A4C25C-085E-4340-85A3-A5531E510DB2}">
-      <thm15:themeFamily xmlns:thm15="http://schemas.microsoft.com/office/thememl/2012/main" xmlns="" name="Office Theme" id="{62F939B6-93AF-4DB8-9C6B-D6C7DFDC589F}" vid="{4A3C46E8-61CC-4603-A589-7422A47A8E4A}"/>
+      <thm15:themeFamily xmlns:thm15="http://schemas.microsoft.com/office/thememl/2012/main" name="Office Theme" id="{62F939B6-93AF-4DB8-9C6B-D6C7DFDC589F}" vid="{4A3C46E8-61CC-4603-A589-7422A47A8E4A}"/>
     </a:ext>
   </a:extLst>
 </a:theme>

--- a/doc/ТЗ/Контроллер/2026-07-20 Изменения программы ОО.docx
+++ b/doc/ТЗ/Контроллер/2026-07-20 Изменения программы ОО.docx
@@ -570,6 +570,7 @@
           <w:rFonts w:ascii="Times New Roman" w:hAnsi="Times New Roman" w:cs="Times New Roman"/>
           <w:sz w:val="24"/>
           <w:szCs w:val="24"/>
+          <w:highlight w:val="black"/>
           <w:lang w:val="ru-RU"/>
         </w:rPr>
         <w:t>Назначение</w:t>
@@ -579,6 +580,7 @@
           <w:rFonts w:ascii="Times New Roman" w:hAnsi="Times New Roman" w:cs="Times New Roman"/>
           <w:sz w:val="24"/>
           <w:szCs w:val="24"/>
+          <w:highlight w:val="black"/>
           <w:lang w:val="en-US"/>
         </w:rPr>
         <w:t xml:space="preserve"> </w:t>
@@ -588,6 +590,7 @@
           <w:rFonts w:ascii="Times New Roman" w:hAnsi="Times New Roman" w:cs="Times New Roman"/>
           <w:sz w:val="24"/>
           <w:szCs w:val="24"/>
+          <w:highlight w:val="black"/>
           <w:lang w:val="en-US"/>
         </w:rPr>
         <w:t xml:space="preserve"> </w:t>
@@ -597,6 +600,7 @@
           <w:rFonts w:ascii="Times New Roman" w:hAnsi="Times New Roman" w:cs="Times New Roman"/>
           <w:sz w:val="24"/>
           <w:szCs w:val="24"/>
+          <w:highlight w:val="black"/>
           <w:lang w:val="en-US"/>
         </w:rPr>
         <w:t xml:space="preserve"> </w:t>
@@ -607,6 +611,7 @@
           <w:b/>
           <w:sz w:val="24"/>
           <w:szCs w:val="24"/>
+          <w:highlight w:val="black"/>
           <w:lang w:val="en-US"/>
         </w:rPr>
         <w:t>pin.</w:t>
@@ -616,6 +621,7 @@
           <w:rFonts w:ascii="Times New Roman" w:hAnsi="Times New Roman" w:cs="Times New Roman"/>
           <w:sz w:val="24"/>
           <w:szCs w:val="24"/>
+          <w:highlight w:val="black"/>
           <w:lang w:val="en-US"/>
         </w:rPr>
         <w:t xml:space="preserve"> </w:t>
@@ -625,6 +631,7 @@
           <w:rFonts w:ascii="Times New Roman" w:hAnsi="Times New Roman" w:cs="Times New Roman"/>
           <w:sz w:val="24"/>
           <w:szCs w:val="24"/>
+          <w:highlight w:val="black"/>
           <w:lang w:val="ru-RU"/>
         </w:rPr>
         <w:t>модуля</w:t>
@@ -634,6 +641,7 @@
           <w:rFonts w:ascii="Times New Roman" w:hAnsi="Times New Roman" w:cs="Times New Roman"/>
           <w:sz w:val="24"/>
           <w:szCs w:val="24"/>
+          <w:highlight w:val="black"/>
           <w:lang w:val="en-US"/>
         </w:rPr>
         <w:t xml:space="preserve"> </w:t>
@@ -644,6 +652,7 @@
           <w:b/>
           <w:sz w:val="24"/>
           <w:szCs w:val="24"/>
+          <w:highlight w:val="black"/>
           <w:lang w:val="en-US"/>
         </w:rPr>
         <w:t>SPI</w:t>
@@ -653,6 +662,7 @@
           <w:rFonts w:ascii="Times New Roman" w:hAnsi="Times New Roman" w:cs="Times New Roman"/>
           <w:sz w:val="24"/>
           <w:szCs w:val="24"/>
+          <w:highlight w:val="black"/>
           <w:lang w:val="en-US"/>
         </w:rPr>
         <w:t xml:space="preserve">  </w:t>
@@ -663,6 +673,7 @@
           <w:b/>
           <w:sz w:val="24"/>
           <w:szCs w:val="24"/>
+          <w:highlight w:val="black"/>
           <w:lang w:val="en-US"/>
         </w:rPr>
         <w:t>ORANGE  PI 5 Plus</w:t>
@@ -672,6 +683,7 @@
           <w:rFonts w:ascii="Times New Roman" w:hAnsi="Times New Roman" w:cs="Times New Roman"/>
           <w:sz w:val="24"/>
           <w:szCs w:val="24"/>
+          <w:highlight w:val="black"/>
           <w:lang w:val="en-US"/>
         </w:rPr>
         <w:t xml:space="preserve">  </w:t>
@@ -681,6 +693,7 @@
           <w:rFonts w:ascii="Times New Roman" w:hAnsi="Times New Roman" w:cs="Times New Roman"/>
           <w:sz w:val="24"/>
           <w:szCs w:val="24"/>
+          <w:highlight w:val="black"/>
           <w:lang w:val="en-US"/>
         </w:rPr>
         <w:t xml:space="preserve"> </w:t>
@@ -690,6 +703,7 @@
           <w:rFonts w:ascii="Times New Roman" w:hAnsi="Times New Roman" w:cs="Times New Roman"/>
           <w:sz w:val="24"/>
           <w:szCs w:val="24"/>
+          <w:highlight w:val="black"/>
           <w:lang w:val="en-US"/>
         </w:rPr>
         <w:t>:</w:t>
@@ -2890,7 +2904,7 @@
     <w:lsdException w:name="Table Web 2" w:semiHidden="1" w:unhideWhenUsed="1"/>
     <w:lsdException w:name="Table Web 3" w:semiHidden="1" w:unhideWhenUsed="1"/>
     <w:lsdException w:name="Balloon Text" w:semiHidden="1" w:unhideWhenUsed="1"/>
-    <w:lsdException w:name="Table Grid" w:semiHidden="1" w:uiPriority="39" w:unhideWhenUsed="1"/>
+    <w:lsdException w:name="Table Grid" w:uiPriority="39"/>
     <w:lsdException w:name="Table Theme" w:semiHidden="1" w:unhideWhenUsed="1"/>
     <w:lsdException w:name="Placeholder Text" w:semiHidden="1"/>
     <w:lsdException w:name="No Spacing" w:uiPriority="1" w:qFormat="1"/>
